--- a/typeScriptPlaywright/docs/2. Playwright Intro.docx
+++ b/typeScriptPlaywright/docs/2. Playwright Intro.docx
@@ -1,8 +1,57 @@
 
 <file path=word/document.xml><?xml version="1.0" encoding="utf-8"?>
-<w:document xmlns:ve="http://schemas.openxmlformats.org/markup-compatibility/2006" xmlns:o="urn:schemas-microsoft-com:office:office" xmlns:r="http://schemas.openxmlformats.org/officeDocument/2006/relationships" xmlns:m="http://schemas.openxmlformats.org/officeDocument/2006/math" xmlns:v="urn:schemas-microsoft-com:vml" xmlns:wp="http://schemas.openxmlformats.org/drawingml/2006/wordprocessingDrawing" xmlns:w10="urn:schemas-microsoft-com:office:word" xmlns:w="http://schemas.openxmlformats.org/wordprocessingml/2006/main" xmlns:wne="http://schemas.microsoft.com/office/word/2006/wordml">
+<w:document xmlns:wpc="http://schemas.microsoft.com/office/word/2010/wordprocessingCanvas" xmlns:mc="http://schemas.openxmlformats.org/markup-compatibility/2006" xmlns:o="urn:schemas-microsoft-com:office:office" xmlns:r="http://schemas.openxmlformats.org/officeDocument/2006/relationships" xmlns:m="http://schemas.openxmlformats.org/officeDocument/2006/math" xmlns:v="urn:schemas-microsoft-com:vml" xmlns:wp14="http://schemas.microsoft.com/office/word/2010/wordprocessingDrawing" xmlns:wp="http://schemas.openxmlformats.org/drawingml/2006/wordprocessingDrawing" xmlns:w10="urn:schemas-microsoft-com:office:word" xmlns:w="http://schemas.openxmlformats.org/wordprocessingml/2006/main" xmlns:w14="http://schemas.microsoft.com/office/word/2010/wordml" xmlns:wpg="http://schemas.microsoft.com/office/word/2010/wordprocessingGroup" xmlns:wpi="http://schemas.microsoft.com/office/word/2010/wordprocessingInk" xmlns:wne="http://schemas.microsoft.com/office/word/2006/wordml" xmlns:wps="http://schemas.microsoft.com/office/word/2010/wordprocessingShape" mc:Ignorable="w14 wp14">
   <w:body>
     <w:p>
+      <w:pPr>
+        <w:rPr>
+          <w:lang w:val="en-GB"/>
+        </w:rPr>
+      </w:pPr>
+      <w:r>
+        <w:rPr>
+          <w:sz w:val="40"/>
+          <w:szCs w:val="40"/>
+          <w:highlight w:val="yellow"/>
+          <w:lang w:val="en-GB"/>
+        </w:rPr>
+        <w:t>Install Playwright</w:t>
+      </w:r>
+      <w:r>
+        <w:rPr>
+          <w:lang w:val="en-GB"/>
+        </w:rPr>
+        <w:t>:</w:t>
+      </w:r>
+    </w:p>
+    <w:p>
+      <w:pPr>
+        <w:rPr>
+          <w:lang w:val="en-GB"/>
+        </w:rPr>
+      </w:pPr>
+      <w:r>
+        <w:rPr>
+          <w:lang w:val="en-GB"/>
+        </w:rPr>
+        <w:t xml:space="preserve">We can find playwright documentation in: </w:t>
+      </w:r>
+      <w:hyperlink r:id="rId6" w:history="1">
+        <w:r>
+          <w:rPr>
+            <w:rStyle w:val="Hyperlink"/>
+            <w:lang w:val="en-GB"/>
+          </w:rPr>
+          <w:t>https://playwright.dev/docs/intro</w:t>
+        </w:r>
+      </w:hyperlink>
+    </w:p>
+    <w:p>
+      <w:pPr>
+        <w:rPr>
+          <w:lang w:val="en-GB"/>
+        </w:rPr>
+      </w:pPr>
       <w:r>
         <w:rPr>
           <w:lang w:val="en-GB"/>
@@ -23,16 +72,43 @@
         </w:rPr>
         <w:t xml:space="preserve"> </w:t>
       </w:r>
+    </w:p>
+    <w:p>
       <w:proofErr w:type="spellStart"/>
-      <w:r>
+      <w:proofErr w:type="gramStart"/>
+      <w:r>
+        <w:rPr>
+          <w:highlight w:val="yellow"/>
+        </w:rPr>
         <w:t>npm</w:t>
       </w:r>
       <w:proofErr w:type="spellEnd"/>
-      <w:r>
-        <w:t xml:space="preserve"> init </w:t>
+      <w:proofErr w:type="gramEnd"/>
+      <w:r>
+        <w:rPr>
+          <w:highlight w:val="yellow"/>
+        </w:rPr>
+        <w:t xml:space="preserve"> </w:t>
       </w:r>
       <w:proofErr w:type="spellStart"/>
       <w:r>
+        <w:rPr>
+          <w:highlight w:val="yellow"/>
+        </w:rPr>
+        <w:t>init</w:t>
+      </w:r>
+      <w:proofErr w:type="spellEnd"/>
+      <w:r>
+        <w:rPr>
+          <w:highlight w:val="yellow"/>
+        </w:rPr>
+        <w:t xml:space="preserve"> </w:t>
+      </w:r>
+      <w:proofErr w:type="spellStart"/>
+      <w:r>
+        <w:rPr>
+          <w:highlight w:val="yellow"/>
+        </w:rPr>
         <w:t>playwright@latest</w:t>
       </w:r>
       <w:proofErr w:type="spellEnd"/>
@@ -41,11 +117,1095 @@
       </w:r>
     </w:p>
     <w:p>
-      <w:pPr>
-        <w:rPr>
-          <w:lang w:val="en-GB"/>
-        </w:rPr>
-      </w:pPr>
+      <w:r>
+        <w:rPr>
+          <w:noProof/>
+        </w:rPr>
+        <w:drawing>
+          <wp:inline distT="0" distB="0" distL="0" distR="0" wp14:anchorId="2272B478" wp14:editId="0D9203A4">
+            <wp:extent cx="5943600" cy="3030220"/>
+            <wp:effectExtent l="76200" t="76200" r="114300" b="113030"/>
+            <wp:docPr id="4" name="Picture 4"/>
+            <wp:cNvGraphicFramePr>
+              <a:graphicFrameLocks xmlns:a="http://schemas.openxmlformats.org/drawingml/2006/main" noChangeAspect="1"/>
+            </wp:cNvGraphicFramePr>
+            <a:graphic xmlns:a="http://schemas.openxmlformats.org/drawingml/2006/main">
+              <a:graphicData uri="http://schemas.openxmlformats.org/drawingml/2006/picture">
+                <pic:pic xmlns:pic="http://schemas.openxmlformats.org/drawingml/2006/picture">
+                  <pic:nvPicPr>
+                    <pic:cNvPr id="0" name=""/>
+                    <pic:cNvPicPr/>
+                  </pic:nvPicPr>
+                  <pic:blipFill>
+                    <a:blip r:embed="rId7"/>
+                    <a:stretch>
+                      <a:fillRect/>
+                    </a:stretch>
+                  </pic:blipFill>
+                  <pic:spPr>
+                    <a:xfrm>
+                      <a:off x="0" y="0"/>
+                      <a:ext cx="5943600" cy="3030220"/>
+                    </a:xfrm>
+                    <a:prstGeom prst="rect">
+                      <a:avLst/>
+                    </a:prstGeom>
+                    <a:ln w="38100" cap="sq">
+                      <a:solidFill>
+                        <a:srgbClr val="000000"/>
+                      </a:solidFill>
+                      <a:prstDash val="solid"/>
+                      <a:miter lim="800000"/>
+                    </a:ln>
+                    <a:effectLst>
+                      <a:outerShdw blurRad="50800" dist="38100" dir="2700000" algn="tl" rotWithShape="0">
+                        <a:srgbClr val="000000">
+                          <a:alpha val="43000"/>
+                        </a:srgbClr>
+                      </a:outerShdw>
+                    </a:effectLst>
+                  </pic:spPr>
+                </pic:pic>
+              </a:graphicData>
+            </a:graphic>
+          </wp:inline>
+        </w:drawing>
+      </w:r>
+    </w:p>
+    <w:p>
+      <w:pPr>
+        <w:pStyle w:val="ListParagraph"/>
+        <w:numPr>
+          <w:ilvl w:val="0"/>
+          <w:numId w:val="1"/>
+        </w:numPr>
+      </w:pPr>
+      <w:r>
+        <w:t>We will select language as typescript.</w:t>
+      </w:r>
+    </w:p>
+    <w:p>
+      <w:pPr>
+        <w:pStyle w:val="ListParagraph"/>
+        <w:numPr>
+          <w:ilvl w:val="0"/>
+          <w:numId w:val="1"/>
+        </w:numPr>
+      </w:pPr>
+      <w:r>
+        <w:t>We will put E2E tests under test folder</w:t>
+      </w:r>
+    </w:p>
+    <w:p>
+      <w:pPr>
+        <w:pStyle w:val="ListParagraph"/>
+        <w:numPr>
+          <w:ilvl w:val="0"/>
+          <w:numId w:val="1"/>
+        </w:numPr>
+      </w:pPr>
+      <w:r>
+        <w:t>Install playwright browsers</w:t>
+      </w:r>
+    </w:p>
+    <w:p>
+      <w:r>
+        <w:rPr>
+          <w:noProof/>
+        </w:rPr>
+        <w:drawing>
+          <wp:inline distT="0" distB="0" distL="0" distR="0" wp14:anchorId="48350B32" wp14:editId="1256161F">
+            <wp:extent cx="5943600" cy="2113915"/>
+            <wp:effectExtent l="76200" t="76200" r="114300" b="114935"/>
+            <wp:docPr id="1" name="Picture 1"/>
+            <wp:cNvGraphicFramePr>
+              <a:graphicFrameLocks xmlns:a="http://schemas.openxmlformats.org/drawingml/2006/main" noChangeAspect="1"/>
+            </wp:cNvGraphicFramePr>
+            <a:graphic xmlns:a="http://schemas.openxmlformats.org/drawingml/2006/main">
+              <a:graphicData uri="http://schemas.openxmlformats.org/drawingml/2006/picture">
+                <pic:pic xmlns:pic="http://schemas.openxmlformats.org/drawingml/2006/picture">
+                  <pic:nvPicPr>
+                    <pic:cNvPr id="0" name=""/>
+                    <pic:cNvPicPr/>
+                  </pic:nvPicPr>
+                  <pic:blipFill>
+                    <a:blip r:embed="rId8"/>
+                    <a:stretch>
+                      <a:fillRect/>
+                    </a:stretch>
+                  </pic:blipFill>
+                  <pic:spPr>
+                    <a:xfrm>
+                      <a:off x="0" y="0"/>
+                      <a:ext cx="5943600" cy="2113915"/>
+                    </a:xfrm>
+                    <a:prstGeom prst="rect">
+                      <a:avLst/>
+                    </a:prstGeom>
+                    <a:ln w="38100" cap="sq">
+                      <a:solidFill>
+                        <a:srgbClr val="000000"/>
+                      </a:solidFill>
+                      <a:prstDash val="solid"/>
+                      <a:miter lim="800000"/>
+                    </a:ln>
+                    <a:effectLst>
+                      <a:outerShdw blurRad="50800" dist="38100" dir="2700000" algn="tl" rotWithShape="0">
+                        <a:srgbClr val="000000">
+                          <a:alpha val="43000"/>
+                        </a:srgbClr>
+                      </a:outerShdw>
+                    </a:effectLst>
+                  </pic:spPr>
+                </pic:pic>
+              </a:graphicData>
+            </a:graphic>
+          </wp:inline>
+        </w:drawing>
+      </w:r>
+    </w:p>
+    <w:p>
+      <w:pPr>
+        <w:pStyle w:val="ListParagraph"/>
+        <w:numPr>
+          <w:ilvl w:val="0"/>
+          <w:numId w:val="2"/>
+        </w:numPr>
+      </w:pPr>
+      <w:r>
+        <w:t xml:space="preserve">Under </w:t>
+      </w:r>
+      <w:proofErr w:type="spellStart"/>
+      <w:r>
+        <w:t>node_modules</w:t>
+      </w:r>
+      <w:proofErr w:type="spellEnd"/>
+      <w:r>
+        <w:t xml:space="preserve"> we can see all the dependencies</w:t>
+      </w:r>
+    </w:p>
+    <w:p>
+      <w:pPr>
+        <w:pStyle w:val="ListParagraph"/>
+        <w:numPr>
+          <w:ilvl w:val="0"/>
+          <w:numId w:val="2"/>
+        </w:numPr>
+      </w:pPr>
+      <w:r>
+        <w:lastRenderedPageBreak/>
+        <w:t>Under tests folder we can see the sample tests</w:t>
+      </w:r>
+    </w:p>
+    <w:p>
+      <w:pPr>
+        <w:pStyle w:val="ListParagraph"/>
+        <w:numPr>
+          <w:ilvl w:val="0"/>
+          <w:numId w:val="2"/>
+        </w:numPr>
+      </w:pPr>
+      <w:r>
+        <w:t xml:space="preserve">Under </w:t>
+      </w:r>
+      <w:proofErr w:type="spellStart"/>
+      <w:r>
+        <w:t>gitignore</w:t>
+      </w:r>
+      <w:proofErr w:type="spellEnd"/>
+      <w:r>
+        <w:t xml:space="preserve"> files we will find the</w:t>
+      </w:r>
+      <w:r>
+        <w:t xml:space="preserve"> folder which we will not includ</w:t>
+      </w:r>
+      <w:r>
+        <w:t xml:space="preserve">e while pushing cod to </w:t>
+      </w:r>
+      <w:proofErr w:type="spellStart"/>
+      <w:r>
+        <w:t>git</w:t>
+      </w:r>
+      <w:proofErr w:type="spellEnd"/>
+      <w:r>
+        <w:t>.</w:t>
+      </w:r>
+    </w:p>
+    <w:p>
+      <w:pPr>
+        <w:pStyle w:val="ListParagraph"/>
+        <w:numPr>
+          <w:ilvl w:val="0"/>
+          <w:numId w:val="2"/>
+        </w:numPr>
+      </w:pPr>
+      <w:r>
+        <w:t xml:space="preserve">Under </w:t>
+      </w:r>
+      <w:proofErr w:type="spellStart"/>
+      <w:r>
+        <w:t>package.json</w:t>
+      </w:r>
+      <w:proofErr w:type="spellEnd"/>
+      <w:r>
+        <w:t xml:space="preserve"> we will mention all the dependencies.</w:t>
+      </w:r>
+    </w:p>
+    <w:p>
+      <w:pPr>
+        <w:pStyle w:val="ListParagraph"/>
+        <w:numPr>
+          <w:ilvl w:val="0"/>
+          <w:numId w:val="2"/>
+        </w:numPr>
+      </w:pPr>
+      <w:r>
+        <w:t xml:space="preserve">Under playwright </w:t>
+      </w:r>
+      <w:proofErr w:type="spellStart"/>
+      <w:r>
+        <w:t>config</w:t>
+      </w:r>
+      <w:proofErr w:type="spellEnd"/>
+      <w:r>
+        <w:t xml:space="preserve"> we can add some properties.</w:t>
+      </w:r>
+    </w:p>
+    <w:p>
+      <w:pPr>
+        <w:ind w:left="360"/>
+      </w:pPr>
+      <w:r>
+        <w:rPr>
+          <w:noProof/>
+        </w:rPr>
+        <w:drawing>
+          <wp:inline distT="0" distB="0" distL="0" distR="0" wp14:anchorId="4DBAFAF4" wp14:editId="6D70A6D9">
+            <wp:extent cx="5676900" cy="2505075"/>
+            <wp:effectExtent l="76200" t="76200" r="114300" b="123825"/>
+            <wp:docPr id="8" name="Picture 8"/>
+            <wp:cNvGraphicFramePr>
+              <a:graphicFrameLocks xmlns:a="http://schemas.openxmlformats.org/drawingml/2006/main" noChangeAspect="1"/>
+            </wp:cNvGraphicFramePr>
+            <a:graphic xmlns:a="http://schemas.openxmlformats.org/drawingml/2006/main">
+              <a:graphicData uri="http://schemas.openxmlformats.org/drawingml/2006/picture">
+                <pic:pic xmlns:pic="http://schemas.openxmlformats.org/drawingml/2006/picture">
+                  <pic:nvPicPr>
+                    <pic:cNvPr id="0" name=""/>
+                    <pic:cNvPicPr/>
+                  </pic:nvPicPr>
+                  <pic:blipFill>
+                    <a:blip r:embed="rId9"/>
+                    <a:stretch>
+                      <a:fillRect/>
+                    </a:stretch>
+                  </pic:blipFill>
+                  <pic:spPr>
+                    <a:xfrm>
+                      <a:off x="0" y="0"/>
+                      <a:ext cx="5676900" cy="2505075"/>
+                    </a:xfrm>
+                    <a:prstGeom prst="rect">
+                      <a:avLst/>
+                    </a:prstGeom>
+                    <a:ln w="38100" cap="sq">
+                      <a:solidFill>
+                        <a:srgbClr val="000000"/>
+                      </a:solidFill>
+                      <a:prstDash val="solid"/>
+                      <a:miter lim="800000"/>
+                    </a:ln>
+                    <a:effectLst>
+                      <a:outerShdw blurRad="50800" dist="38100" dir="2700000" algn="tl" rotWithShape="0">
+                        <a:srgbClr val="000000">
+                          <a:alpha val="43000"/>
+                        </a:srgbClr>
+                      </a:outerShdw>
+                    </a:effectLst>
+                  </pic:spPr>
+                </pic:pic>
+              </a:graphicData>
+            </a:graphic>
+          </wp:inline>
+        </w:drawing>
+      </w:r>
+    </w:p>
+    <w:p>
+      <w:r>
+        <w:rPr>
+          <w:noProof/>
+        </w:rPr>
+        <w:drawing>
+          <wp:inline distT="0" distB="0" distL="0" distR="0" wp14:anchorId="335AA24A" wp14:editId="174CCEC4">
+            <wp:extent cx="2567718" cy="2876550"/>
+            <wp:effectExtent l="76200" t="76200" r="118745" b="114300"/>
+            <wp:docPr id="2" name="Picture 2"/>
+            <wp:cNvGraphicFramePr>
+              <a:graphicFrameLocks xmlns:a="http://schemas.openxmlformats.org/drawingml/2006/main" noChangeAspect="1"/>
+            </wp:cNvGraphicFramePr>
+            <a:graphic xmlns:a="http://schemas.openxmlformats.org/drawingml/2006/main">
+              <a:graphicData uri="http://schemas.openxmlformats.org/drawingml/2006/picture">
+                <pic:pic xmlns:pic="http://schemas.openxmlformats.org/drawingml/2006/picture">
+                  <pic:nvPicPr>
+                    <pic:cNvPr id="0" name=""/>
+                    <pic:cNvPicPr/>
+                  </pic:nvPicPr>
+                  <pic:blipFill rotWithShape="1">
+                    <a:blip r:embed="rId10"/>
+                    <a:srcRect t="2529" b="5899"/>
+                    <a:stretch/>
+                  </pic:blipFill>
+                  <pic:spPr bwMode="auto">
+                    <a:xfrm>
+                      <a:off x="0" y="0"/>
+                      <a:ext cx="2567718" cy="2876550"/>
+                    </a:xfrm>
+                    <a:prstGeom prst="rect">
+                      <a:avLst/>
+                    </a:prstGeom>
+                    <a:ln w="38100" cap="sq" cmpd="sng" algn="ctr">
+                      <a:solidFill>
+                        <a:srgbClr val="000000"/>
+                      </a:solidFill>
+                      <a:prstDash val="solid"/>
+                      <a:miter lim="800000"/>
+                      <a:headEnd type="none" w="med" len="med"/>
+                      <a:tailEnd type="none" w="med" len="med"/>
+                    </a:ln>
+                    <a:effectLst>
+                      <a:outerShdw blurRad="50800" dist="38100" dir="2700000" algn="tl" rotWithShape="0">
+                        <a:srgbClr val="000000">
+                          <a:alpha val="43000"/>
+                        </a:srgbClr>
+                      </a:outerShdw>
+                    </a:effectLst>
+                    <a:extLst>
+                      <a:ext uri="{53640926-AAD7-44D8-BBD7-CCE9431645EC}">
+                        <a14:shadowObscured xmlns:a14="http://schemas.microsoft.com/office/drawing/2010/main"/>
+                      </a:ext>
+                    </a:extLst>
+                  </pic:spPr>
+                </pic:pic>
+              </a:graphicData>
+            </a:graphic>
+          </wp:inline>
+        </w:drawing>
+      </w:r>
+    </w:p>
+    <w:p>
+      <w:r>
+        <w:t xml:space="preserve">To execute the sample playwright script we use the command: </w:t>
+      </w:r>
+      <w:proofErr w:type="spellStart"/>
+      <w:r>
+        <w:rPr>
+          <w:highlight w:val="yellow"/>
+        </w:rPr>
+        <w:t>npx</w:t>
+      </w:r>
+      <w:proofErr w:type="spellEnd"/>
+      <w:r>
+        <w:rPr>
+          <w:highlight w:val="yellow"/>
+        </w:rPr>
+        <w:t xml:space="preserve"> playwright test</w:t>
+      </w:r>
+    </w:p>
+    <w:p>
+      <w:r>
+        <w:rPr>
+          <w:noProof/>
+        </w:rPr>
+        <w:lastRenderedPageBreak/>
+        <w:drawing>
+          <wp:inline distT="0" distB="0" distL="0" distR="0" wp14:anchorId="095E96F7" wp14:editId="0CD2325D">
+            <wp:extent cx="5940490" cy="1676400"/>
+            <wp:effectExtent l="76200" t="76200" r="117475" b="114300"/>
+            <wp:docPr id="5" name="Picture 5"/>
+            <wp:cNvGraphicFramePr>
+              <a:graphicFrameLocks xmlns:a="http://schemas.openxmlformats.org/drawingml/2006/main" noChangeAspect="1"/>
+            </wp:cNvGraphicFramePr>
+            <a:graphic xmlns:a="http://schemas.openxmlformats.org/drawingml/2006/main">
+              <a:graphicData uri="http://schemas.openxmlformats.org/drawingml/2006/picture">
+                <pic:pic xmlns:pic="http://schemas.openxmlformats.org/drawingml/2006/picture">
+                  <pic:nvPicPr>
+                    <pic:cNvPr id="0" name=""/>
+                    <pic:cNvPicPr/>
+                  </pic:nvPicPr>
+                  <pic:blipFill rotWithShape="1">
+                    <a:blip r:embed="rId11"/>
+                    <a:srcRect b="53927"/>
+                    <a:stretch/>
+                  </pic:blipFill>
+                  <pic:spPr bwMode="auto">
+                    <a:xfrm>
+                      <a:off x="0" y="0"/>
+                      <a:ext cx="5943600" cy="1677278"/>
+                    </a:xfrm>
+                    <a:prstGeom prst="rect">
+                      <a:avLst/>
+                    </a:prstGeom>
+                    <a:ln w="38100" cap="sq">
+                      <a:solidFill>
+                        <a:srgbClr val="000000"/>
+                      </a:solidFill>
+                      <a:prstDash val="solid"/>
+                      <a:miter lim="800000"/>
+                    </a:ln>
+                    <a:effectLst>
+                      <a:outerShdw blurRad="50800" dist="38100" dir="2700000" algn="tl" rotWithShape="0">
+                        <a:srgbClr val="000000">
+                          <a:alpha val="43000"/>
+                        </a:srgbClr>
+                      </a:outerShdw>
+                    </a:effectLst>
+                    <a:extLst>
+                      <a:ext uri="{53640926-AAD7-44D8-BBD7-CCE9431645EC}">
+                        <a14:shadowObscured xmlns:a14="http://schemas.microsoft.com/office/drawing/2010/main"/>
+                      </a:ext>
+                    </a:extLst>
+                  </pic:spPr>
+                </pic:pic>
+              </a:graphicData>
+            </a:graphic>
+          </wp:inline>
+        </w:drawing>
+      </w:r>
+    </w:p>
+    <w:p>
+      <w:r>
+        <w:t xml:space="preserve">We see that 6 test is executed using 2 workers. This means that script got executed in </w:t>
+      </w:r>
+      <w:r>
+        <w:t>parallel</w:t>
+      </w:r>
+      <w:r>
+        <w:t xml:space="preserve"> mode using 2 threads.</w:t>
+      </w:r>
+    </w:p>
+    <w:p>
+      <w:r>
+        <w:rPr>
+          <w:noProof/>
+        </w:rPr>
+        <w:drawing>
+          <wp:inline distT="0" distB="0" distL="0" distR="0" wp14:anchorId="72F54F5E" wp14:editId="74ECF02C">
+            <wp:extent cx="5943600" cy="2722880"/>
+            <wp:effectExtent l="76200" t="76200" r="114300" b="115570"/>
+            <wp:docPr id="9" name="Picture 9"/>
+            <wp:cNvGraphicFramePr>
+              <a:graphicFrameLocks xmlns:a="http://schemas.openxmlformats.org/drawingml/2006/main" noChangeAspect="1"/>
+            </wp:cNvGraphicFramePr>
+            <a:graphic xmlns:a="http://schemas.openxmlformats.org/drawingml/2006/main">
+              <a:graphicData uri="http://schemas.openxmlformats.org/drawingml/2006/picture">
+                <pic:pic xmlns:pic="http://schemas.openxmlformats.org/drawingml/2006/picture">
+                  <pic:nvPicPr>
+                    <pic:cNvPr id="0" name=""/>
+                    <pic:cNvPicPr/>
+                  </pic:nvPicPr>
+                  <pic:blipFill>
+                    <a:blip r:embed="rId12"/>
+                    <a:stretch>
+                      <a:fillRect/>
+                    </a:stretch>
+                  </pic:blipFill>
+                  <pic:spPr>
+                    <a:xfrm>
+                      <a:off x="0" y="0"/>
+                      <a:ext cx="5943600" cy="2722880"/>
+                    </a:xfrm>
+                    <a:prstGeom prst="rect">
+                      <a:avLst/>
+                    </a:prstGeom>
+                    <a:ln w="38100" cap="sq">
+                      <a:solidFill>
+                        <a:srgbClr val="000000"/>
+                      </a:solidFill>
+                      <a:prstDash val="solid"/>
+                      <a:miter lim="800000"/>
+                    </a:ln>
+                    <a:effectLst>
+                      <a:outerShdw blurRad="50800" dist="38100" dir="2700000" algn="tl" rotWithShape="0">
+                        <a:srgbClr val="000000">
+                          <a:alpha val="43000"/>
+                        </a:srgbClr>
+                      </a:outerShdw>
+                    </a:effectLst>
+                  </pic:spPr>
+                </pic:pic>
+              </a:graphicData>
+            </a:graphic>
+          </wp:inline>
+        </w:drawing>
+      </w:r>
+    </w:p>
+    <w:p>
+      <w:pPr>
+        <w:rPr>
+          <w:lang w:val="en-GB"/>
+        </w:rPr>
+      </w:pPr>
+      <w:r>
+        <w:rPr>
+          <w:lang w:val="en-GB"/>
+        </w:rPr>
+        <w:t xml:space="preserve">We can see the report using the command: </w:t>
+      </w:r>
+      <w:proofErr w:type="spellStart"/>
+      <w:r>
+        <w:rPr>
+          <w:highlight w:val="yellow"/>
+          <w:lang w:val="en-GB"/>
+        </w:rPr>
+        <w:t>npx</w:t>
+      </w:r>
+      <w:proofErr w:type="spellEnd"/>
+      <w:r>
+        <w:rPr>
+          <w:highlight w:val="yellow"/>
+          <w:lang w:val="en-GB"/>
+        </w:rPr>
+        <w:t xml:space="preserve"> playwright show-report</w:t>
+      </w:r>
+    </w:p>
+    <w:p>
+      <w:pPr>
+        <w:rPr>
+          <w:lang w:val="en-GB"/>
+        </w:rPr>
+      </w:pPr>
+      <w:r>
+        <w:rPr>
+          <w:noProof/>
+        </w:rPr>
+        <w:lastRenderedPageBreak/>
+        <w:drawing>
+          <wp:inline distT="0" distB="0" distL="0" distR="0" wp14:anchorId="0209B364" wp14:editId="6107025A">
+            <wp:extent cx="5943600" cy="2407920"/>
+            <wp:effectExtent l="76200" t="76200" r="114300" b="106680"/>
+            <wp:docPr id="10" name="Picture 10"/>
+            <wp:cNvGraphicFramePr>
+              <a:graphicFrameLocks xmlns:a="http://schemas.openxmlformats.org/drawingml/2006/main" noChangeAspect="1"/>
+            </wp:cNvGraphicFramePr>
+            <a:graphic xmlns:a="http://schemas.openxmlformats.org/drawingml/2006/main">
+              <a:graphicData uri="http://schemas.openxmlformats.org/drawingml/2006/picture">
+                <pic:pic xmlns:pic="http://schemas.openxmlformats.org/drawingml/2006/picture">
+                  <pic:nvPicPr>
+                    <pic:cNvPr id="0" name=""/>
+                    <pic:cNvPicPr/>
+                  </pic:nvPicPr>
+                  <pic:blipFill>
+                    <a:blip r:embed="rId13"/>
+                    <a:stretch>
+                      <a:fillRect/>
+                    </a:stretch>
+                  </pic:blipFill>
+                  <pic:spPr>
+                    <a:xfrm>
+                      <a:off x="0" y="0"/>
+                      <a:ext cx="5943600" cy="2407920"/>
+                    </a:xfrm>
+                    <a:prstGeom prst="rect">
+                      <a:avLst/>
+                    </a:prstGeom>
+                    <a:ln w="38100" cap="sq">
+                      <a:solidFill>
+                        <a:srgbClr val="000000"/>
+                      </a:solidFill>
+                      <a:prstDash val="solid"/>
+                      <a:miter lim="800000"/>
+                    </a:ln>
+                    <a:effectLst>
+                      <a:outerShdw blurRad="50800" dist="38100" dir="2700000" algn="tl" rotWithShape="0">
+                        <a:srgbClr val="000000">
+                          <a:alpha val="43000"/>
+                        </a:srgbClr>
+                      </a:outerShdw>
+                    </a:effectLst>
+                  </pic:spPr>
+                </pic:pic>
+              </a:graphicData>
+            </a:graphic>
+          </wp:inline>
+        </w:drawing>
+      </w:r>
+    </w:p>
+    <w:p>
+      <w:pPr>
+        <w:rPr>
+          <w:lang w:val="en-GB"/>
+        </w:rPr>
+      </w:pPr>
+      <w:r>
+        <w:rPr>
+          <w:lang w:val="en-GB"/>
+        </w:rPr>
+        <w:t>We can also install and extension called playwright test.</w:t>
+      </w:r>
+    </w:p>
+    <w:p>
+      <w:pPr>
+        <w:rPr>
+          <w:lang w:val="en-GB"/>
+        </w:rPr>
+      </w:pPr>
+      <w:r>
+        <w:rPr>
+          <w:noProof/>
+        </w:rPr>
+        <w:drawing>
+          <wp:inline distT="0" distB="0" distL="0" distR="0" wp14:anchorId="3188E95F" wp14:editId="48B65D7F">
+            <wp:extent cx="5905500" cy="1419225"/>
+            <wp:effectExtent l="76200" t="76200" r="114300" b="123825"/>
+            <wp:docPr id="12" name="Picture 12"/>
+            <wp:cNvGraphicFramePr>
+              <a:graphicFrameLocks xmlns:a="http://schemas.openxmlformats.org/drawingml/2006/main" noChangeAspect="1"/>
+            </wp:cNvGraphicFramePr>
+            <a:graphic xmlns:a="http://schemas.openxmlformats.org/drawingml/2006/main">
+              <a:graphicData uri="http://schemas.openxmlformats.org/drawingml/2006/picture">
+                <pic:pic xmlns:pic="http://schemas.openxmlformats.org/drawingml/2006/picture">
+                  <pic:nvPicPr>
+                    <pic:cNvPr id="0" name=""/>
+                    <pic:cNvPicPr/>
+                  </pic:nvPicPr>
+                  <pic:blipFill>
+                    <a:blip r:embed="rId14"/>
+                    <a:stretch>
+                      <a:fillRect/>
+                    </a:stretch>
+                  </pic:blipFill>
+                  <pic:spPr>
+                    <a:xfrm>
+                      <a:off x="0" y="0"/>
+                      <a:ext cx="5905500" cy="1419225"/>
+                    </a:xfrm>
+                    <a:prstGeom prst="rect">
+                      <a:avLst/>
+                    </a:prstGeom>
+                    <a:ln w="38100" cap="sq">
+                      <a:solidFill>
+                        <a:srgbClr val="000000"/>
+                      </a:solidFill>
+                      <a:prstDash val="solid"/>
+                      <a:miter lim="800000"/>
+                    </a:ln>
+                    <a:effectLst>
+                      <a:outerShdw blurRad="50800" dist="38100" dir="2700000" algn="tl" rotWithShape="0">
+                        <a:srgbClr val="000000">
+                          <a:alpha val="43000"/>
+                        </a:srgbClr>
+                      </a:outerShdw>
+                    </a:effectLst>
+                  </pic:spPr>
+                </pic:pic>
+              </a:graphicData>
+            </a:graphic>
+          </wp:inline>
+        </w:drawing>
+      </w:r>
+    </w:p>
+    <w:p>
+      <w:pPr>
+        <w:rPr>
+          <w:lang w:val="en-GB"/>
+        </w:rPr>
+      </w:pPr>
+      <w:r>
+        <w:rPr>
+          <w:lang w:val="en-GB"/>
+        </w:rPr>
+        <w:t>Once installation is done click on View -&gt; Command Pallets</w:t>
+      </w:r>
+    </w:p>
+    <w:p>
+      <w:pPr>
+        <w:rPr>
+          <w:lang w:val="en-GB"/>
+        </w:rPr>
+      </w:pPr>
+      <w:r>
+        <w:rPr>
+          <w:noProof/>
+        </w:rPr>
+        <w:drawing>
+          <wp:inline distT="0" distB="0" distL="0" distR="0" wp14:anchorId="3073812D" wp14:editId="68BB2F1A">
+            <wp:extent cx="4533900" cy="581025"/>
+            <wp:effectExtent l="0" t="0" r="0" b="9525"/>
+            <wp:docPr id="11" name="Picture 11"/>
+            <wp:cNvGraphicFramePr>
+              <a:graphicFrameLocks xmlns:a="http://schemas.openxmlformats.org/drawingml/2006/main" noChangeAspect="1"/>
+            </wp:cNvGraphicFramePr>
+            <a:graphic xmlns:a="http://schemas.openxmlformats.org/drawingml/2006/main">
+              <a:graphicData uri="http://schemas.openxmlformats.org/drawingml/2006/picture">
+                <pic:pic xmlns:pic="http://schemas.openxmlformats.org/drawingml/2006/picture">
+                  <pic:nvPicPr>
+                    <pic:cNvPr id="0" name=""/>
+                    <pic:cNvPicPr/>
+                  </pic:nvPicPr>
+                  <pic:blipFill>
+                    <a:blip r:embed="rId15"/>
+                    <a:stretch>
+                      <a:fillRect/>
+                    </a:stretch>
+                  </pic:blipFill>
+                  <pic:spPr>
+                    <a:xfrm>
+                      <a:off x="0" y="0"/>
+                      <a:ext cx="4533900" cy="581025"/>
+                    </a:xfrm>
+                    <a:prstGeom prst="rect">
+                      <a:avLst/>
+                    </a:prstGeom>
+                  </pic:spPr>
+                </pic:pic>
+              </a:graphicData>
+            </a:graphic>
+          </wp:inline>
+        </w:drawing>
+      </w:r>
+    </w:p>
+    <w:p>
+      <w:pPr>
+        <w:rPr>
+          <w:lang w:val="en-GB"/>
+        </w:rPr>
+      </w:pPr>
+      <w:r>
+        <w:rPr>
+          <w:lang w:val="en-GB"/>
+        </w:rPr>
+        <w:t>Select Test install playwright.</w:t>
+      </w:r>
+    </w:p>
+    <w:p>
+      <w:pPr>
+        <w:rPr>
+          <w:lang w:val="en-GB"/>
+        </w:rPr>
+      </w:pPr>
+      <w:r>
+        <w:rPr>
+          <w:noProof/>
+        </w:rPr>
+        <w:drawing>
+          <wp:inline distT="0" distB="0" distL="0" distR="0" wp14:anchorId="1A211BB0" wp14:editId="032FF05B">
+            <wp:extent cx="5791200" cy="1885950"/>
+            <wp:effectExtent l="0" t="0" r="0" b="0"/>
+            <wp:docPr id="13" name="Picture 13"/>
+            <wp:cNvGraphicFramePr>
+              <a:graphicFrameLocks xmlns:a="http://schemas.openxmlformats.org/drawingml/2006/main" noChangeAspect="1"/>
+            </wp:cNvGraphicFramePr>
+            <a:graphic xmlns:a="http://schemas.openxmlformats.org/drawingml/2006/main">
+              <a:graphicData uri="http://schemas.openxmlformats.org/drawingml/2006/picture">
+                <pic:pic xmlns:pic="http://schemas.openxmlformats.org/drawingml/2006/picture">
+                  <pic:nvPicPr>
+                    <pic:cNvPr id="0" name=""/>
+                    <pic:cNvPicPr/>
+                  </pic:nvPicPr>
+                  <pic:blipFill>
+                    <a:blip r:embed="rId16"/>
+                    <a:stretch>
+                      <a:fillRect/>
+                    </a:stretch>
+                  </pic:blipFill>
+                  <pic:spPr>
+                    <a:xfrm>
+                      <a:off x="0" y="0"/>
+                      <a:ext cx="5791200" cy="1885950"/>
+                    </a:xfrm>
+                    <a:prstGeom prst="rect">
+                      <a:avLst/>
+                    </a:prstGeom>
+                  </pic:spPr>
+                </pic:pic>
+              </a:graphicData>
+            </a:graphic>
+          </wp:inline>
+        </w:drawing>
+      </w:r>
+    </w:p>
+    <w:p>
+      <w:pPr>
+        <w:rPr>
+          <w:lang w:val="en-GB"/>
+        </w:rPr>
+      </w:pPr>
+      <w:r>
+        <w:rPr>
+          <w:lang w:val="en-GB"/>
+        </w:rPr>
+        <w:lastRenderedPageBreak/>
+        <w:t xml:space="preserve">Select only chromium and </w:t>
+      </w:r>
+      <w:proofErr w:type="spellStart"/>
+      <w:r>
+        <w:rPr>
+          <w:lang w:val="en-GB"/>
+        </w:rPr>
+        <w:t>firefox</w:t>
+      </w:r>
+      <w:proofErr w:type="spellEnd"/>
+      <w:r>
+        <w:rPr>
+          <w:lang w:val="en-GB"/>
+        </w:rPr>
+        <w:t>.</w:t>
+      </w:r>
+    </w:p>
+    <w:p>
+      <w:pPr>
+        <w:rPr>
+          <w:lang w:val="en-GB"/>
+        </w:rPr>
+      </w:pPr>
+      <w:r>
+        <w:rPr>
+          <w:noProof/>
+        </w:rPr>
+        <w:drawing>
+          <wp:inline distT="0" distB="0" distL="0" distR="0" wp14:anchorId="533CD0D9" wp14:editId="27A8855D">
+            <wp:extent cx="5810250" cy="1743075"/>
+            <wp:effectExtent l="0" t="0" r="0" b="9525"/>
+            <wp:docPr id="14" name="Picture 14"/>
+            <wp:cNvGraphicFramePr>
+              <a:graphicFrameLocks xmlns:a="http://schemas.openxmlformats.org/drawingml/2006/main" noChangeAspect="1"/>
+            </wp:cNvGraphicFramePr>
+            <a:graphic xmlns:a="http://schemas.openxmlformats.org/drawingml/2006/main">
+              <a:graphicData uri="http://schemas.openxmlformats.org/drawingml/2006/picture">
+                <pic:pic xmlns:pic="http://schemas.openxmlformats.org/drawingml/2006/picture">
+                  <pic:nvPicPr>
+                    <pic:cNvPr id="0" name=""/>
+                    <pic:cNvPicPr/>
+                  </pic:nvPicPr>
+                  <pic:blipFill>
+                    <a:blip r:embed="rId17"/>
+                    <a:stretch>
+                      <a:fillRect/>
+                    </a:stretch>
+                  </pic:blipFill>
+                  <pic:spPr>
+                    <a:xfrm>
+                      <a:off x="0" y="0"/>
+                      <a:ext cx="5810250" cy="1743075"/>
+                    </a:xfrm>
+                    <a:prstGeom prst="rect">
+                      <a:avLst/>
+                    </a:prstGeom>
+                  </pic:spPr>
+                </pic:pic>
+              </a:graphicData>
+            </a:graphic>
+          </wp:inline>
+        </w:drawing>
+      </w:r>
+    </w:p>
+    <w:p>
+      <w:pPr>
+        <w:rPr>
+          <w:lang w:val="en-GB"/>
+        </w:rPr>
+      </w:pPr>
+      <w:r>
+        <w:rPr>
+          <w:lang w:val="en-GB"/>
+        </w:rPr>
+        <w:t>The benefit of this plugin is that we can see Run button beside each test.</w:t>
+      </w:r>
+    </w:p>
+    <w:p>
+      <w:pPr>
+        <w:rPr>
+          <w:lang w:val="en-GB"/>
+        </w:rPr>
+      </w:pPr>
+      <w:r>
+        <w:rPr>
+          <w:noProof/>
+        </w:rPr>
+        <w:drawing>
+          <wp:inline distT="0" distB="0" distL="0" distR="0" wp14:anchorId="374D9714" wp14:editId="36A9B4DB">
+            <wp:extent cx="5619750" cy="1143000"/>
+            <wp:effectExtent l="76200" t="76200" r="114300" b="114300"/>
+            <wp:docPr id="15" name="Picture 15"/>
+            <wp:cNvGraphicFramePr>
+              <a:graphicFrameLocks xmlns:a="http://schemas.openxmlformats.org/drawingml/2006/main" noChangeAspect="1"/>
+            </wp:cNvGraphicFramePr>
+            <a:graphic xmlns:a="http://schemas.openxmlformats.org/drawingml/2006/main">
+              <a:graphicData uri="http://schemas.openxmlformats.org/drawingml/2006/picture">
+                <pic:pic xmlns:pic="http://schemas.openxmlformats.org/drawingml/2006/picture">
+                  <pic:nvPicPr>
+                    <pic:cNvPr id="0" name=""/>
+                    <pic:cNvPicPr/>
+                  </pic:nvPicPr>
+                  <pic:blipFill>
+                    <a:blip r:embed="rId18"/>
+                    <a:stretch>
+                      <a:fillRect/>
+                    </a:stretch>
+                  </pic:blipFill>
+                  <pic:spPr>
+                    <a:xfrm>
+                      <a:off x="0" y="0"/>
+                      <a:ext cx="5619750" cy="1143000"/>
+                    </a:xfrm>
+                    <a:prstGeom prst="rect">
+                      <a:avLst/>
+                    </a:prstGeom>
+                    <a:ln w="38100" cap="sq">
+                      <a:solidFill>
+                        <a:srgbClr val="000000"/>
+                      </a:solidFill>
+                      <a:prstDash val="solid"/>
+                      <a:miter lim="800000"/>
+                    </a:ln>
+                    <a:effectLst>
+                      <a:outerShdw blurRad="50800" dist="38100" dir="2700000" algn="tl" rotWithShape="0">
+                        <a:srgbClr val="000000">
+                          <a:alpha val="43000"/>
+                        </a:srgbClr>
+                      </a:outerShdw>
+                    </a:effectLst>
+                  </pic:spPr>
+                </pic:pic>
+              </a:graphicData>
+            </a:graphic>
+          </wp:inline>
+        </w:drawing>
+      </w:r>
+    </w:p>
+    <w:p>
+      <w:pPr>
+        <w:rPr>
+          <w:lang w:val="en-GB"/>
+        </w:rPr>
+      </w:pPr>
+      <w:r>
+        <w:rPr>
+          <w:lang w:val="en-GB"/>
+        </w:rPr>
+        <w:t>As of now script is getting executed in headless mode. To execute in real browser we add the following code in the configuration file.</w:t>
+      </w:r>
+    </w:p>
+    <w:p>
+      <w:pPr>
+        <w:rPr>
+          <w:lang w:val="en-GB"/>
+        </w:rPr>
+      </w:pPr>
+      <w:r>
+        <w:rPr>
+          <w:noProof/>
+        </w:rPr>
+        <w:drawing>
+          <wp:inline distT="0" distB="0" distL="0" distR="0" wp14:anchorId="102103B1" wp14:editId="10D7A169">
+            <wp:extent cx="5943600" cy="1990090"/>
+            <wp:effectExtent l="76200" t="76200" r="114300" b="105410"/>
+            <wp:docPr id="16" name="Picture 16"/>
+            <wp:cNvGraphicFramePr>
+              <a:graphicFrameLocks xmlns:a="http://schemas.openxmlformats.org/drawingml/2006/main" noChangeAspect="1"/>
+            </wp:cNvGraphicFramePr>
+            <a:graphic xmlns:a="http://schemas.openxmlformats.org/drawingml/2006/main">
+              <a:graphicData uri="http://schemas.openxmlformats.org/drawingml/2006/picture">
+                <pic:pic xmlns:pic="http://schemas.openxmlformats.org/drawingml/2006/picture">
+                  <pic:nvPicPr>
+                    <pic:cNvPr id="0" name=""/>
+                    <pic:cNvPicPr/>
+                  </pic:nvPicPr>
+                  <pic:blipFill>
+                    <a:blip r:embed="rId19"/>
+                    <a:stretch>
+                      <a:fillRect/>
+                    </a:stretch>
+                  </pic:blipFill>
+                  <pic:spPr>
+                    <a:xfrm>
+                      <a:off x="0" y="0"/>
+                      <a:ext cx="5943600" cy="1990090"/>
+                    </a:xfrm>
+                    <a:prstGeom prst="rect">
+                      <a:avLst/>
+                    </a:prstGeom>
+                    <a:ln w="38100" cap="sq">
+                      <a:solidFill>
+                        <a:srgbClr val="000000"/>
+                      </a:solidFill>
+                      <a:prstDash val="solid"/>
+                      <a:miter lim="800000"/>
+                    </a:ln>
+                    <a:effectLst>
+                      <a:outerShdw blurRad="50800" dist="38100" dir="2700000" algn="tl" rotWithShape="0">
+                        <a:srgbClr val="000000">
+                          <a:alpha val="43000"/>
+                        </a:srgbClr>
+                      </a:outerShdw>
+                    </a:effectLst>
+                  </pic:spPr>
+                </pic:pic>
+              </a:graphicData>
+            </a:graphic>
+          </wp:inline>
+        </w:drawing>
+      </w:r>
+    </w:p>
+    <w:p>
+      <w:pPr>
+        <w:rPr>
+          <w:lang w:val="en-GB"/>
+        </w:rPr>
+      </w:pPr>
+    </w:p>
+    <w:p>
+      <w:pPr>
+        <w:rPr>
+          <w:lang w:val="en-GB"/>
+        </w:rPr>
+      </w:pPr>
+    </w:p>
+    <w:p>
+      <w:pPr>
+        <w:rPr>
+          <w:lang w:val="en-GB"/>
+        </w:rPr>
+      </w:pPr>
+    </w:p>
+    <w:p>
+      <w:pPr>
+        <w:rPr>
+          <w:lang w:val="en-GB"/>
+        </w:rPr>
+      </w:pPr>
+    </w:p>
+    <w:p>
+      <w:pPr>
+        <w:rPr>
+          <w:lang w:val="en-GB"/>
+        </w:rPr>
+      </w:pPr>
+      <w:r>
+        <w:rPr>
+          <w:sz w:val="40"/>
+          <w:szCs w:val="40"/>
+          <w:highlight w:val="yellow"/>
+          <w:lang w:val="en-GB"/>
+        </w:rPr>
+        <w:lastRenderedPageBreak/>
+        <w:t>Write First test case</w:t>
+      </w:r>
+      <w:r>
+        <w:rPr>
+          <w:lang w:val="en-GB"/>
+        </w:rPr>
+        <w:t>:</w:t>
+      </w:r>
+    </w:p>
+    <w:p>
+      <w:pPr>
+        <w:rPr>
+          <w:lang w:val="en-GB"/>
+        </w:rPr>
+      </w:pPr>
+      <w:bookmarkStart w:id="0" w:name="_GoBack"/>
+      <w:bookmarkEnd w:id="0"/>
     </w:p>
     <w:sectPr>
       <w:pgSz w:w="12240" w:h="15840"/>
@@ -57,8 +1217,197 @@
 </w:document>
 </file>
 
+<file path=word/numbering.xml><?xml version="1.0" encoding="utf-8"?>
+<w:numbering xmlns:wpc="http://schemas.microsoft.com/office/word/2010/wordprocessingCanvas" xmlns:mc="http://schemas.openxmlformats.org/markup-compatibility/2006" xmlns:o="urn:schemas-microsoft-com:office:office" xmlns:r="http://schemas.openxmlformats.org/officeDocument/2006/relationships" xmlns:m="http://schemas.openxmlformats.org/officeDocument/2006/math" xmlns:v="urn:schemas-microsoft-com:vml" xmlns:wp14="http://schemas.microsoft.com/office/word/2010/wordprocessingDrawing" xmlns:wp="http://schemas.openxmlformats.org/drawingml/2006/wordprocessingDrawing" xmlns:w10="urn:schemas-microsoft-com:office:word" xmlns:w="http://schemas.openxmlformats.org/wordprocessingml/2006/main" xmlns:w14="http://schemas.microsoft.com/office/word/2010/wordml" xmlns:wpg="http://schemas.microsoft.com/office/word/2010/wordprocessingGroup" xmlns:wpi="http://schemas.microsoft.com/office/word/2010/wordprocessingInk" xmlns:wne="http://schemas.microsoft.com/office/word/2006/wordml" xmlns:wps="http://schemas.microsoft.com/office/word/2010/wordprocessingShape" mc:Ignorable="w14 wp14">
+  <w:abstractNum w:abstractNumId="0">
+    <w:nsid w:val="0B184DF6"/>
+    <w:multiLevelType w:val="hybridMultilevel"/>
+    <w:tmpl w:val="42784D72"/>
+    <w:lvl w:ilvl="0" w:tplc="0409000F">
+      <w:start w:val="1"/>
+      <w:numFmt w:val="decimal"/>
+      <w:lvlText w:val="%1."/>
+      <w:lvlJc w:val="left"/>
+      <w:pPr>
+        <w:ind w:left="720" w:hanging="360"/>
+      </w:pPr>
+      <w:rPr>
+        <w:rFonts w:hint="default"/>
+      </w:rPr>
+    </w:lvl>
+    <w:lvl w:ilvl="1" w:tplc="04090019" w:tentative="1">
+      <w:start w:val="1"/>
+      <w:numFmt w:val="lowerLetter"/>
+      <w:lvlText w:val="%2."/>
+      <w:lvlJc w:val="left"/>
+      <w:pPr>
+        <w:ind w:left="1440" w:hanging="360"/>
+      </w:pPr>
+    </w:lvl>
+    <w:lvl w:ilvl="2" w:tplc="0409001B" w:tentative="1">
+      <w:start w:val="1"/>
+      <w:numFmt w:val="lowerRoman"/>
+      <w:lvlText w:val="%3."/>
+      <w:lvlJc w:val="right"/>
+      <w:pPr>
+        <w:ind w:left="2160" w:hanging="180"/>
+      </w:pPr>
+    </w:lvl>
+    <w:lvl w:ilvl="3" w:tplc="0409000F" w:tentative="1">
+      <w:start w:val="1"/>
+      <w:numFmt w:val="decimal"/>
+      <w:lvlText w:val="%4."/>
+      <w:lvlJc w:val="left"/>
+      <w:pPr>
+        <w:ind w:left="2880" w:hanging="360"/>
+      </w:pPr>
+    </w:lvl>
+    <w:lvl w:ilvl="4" w:tplc="04090019" w:tentative="1">
+      <w:start w:val="1"/>
+      <w:numFmt w:val="lowerLetter"/>
+      <w:lvlText w:val="%5."/>
+      <w:lvlJc w:val="left"/>
+      <w:pPr>
+        <w:ind w:left="3600" w:hanging="360"/>
+      </w:pPr>
+    </w:lvl>
+    <w:lvl w:ilvl="5" w:tplc="0409001B" w:tentative="1">
+      <w:start w:val="1"/>
+      <w:numFmt w:val="lowerRoman"/>
+      <w:lvlText w:val="%6."/>
+      <w:lvlJc w:val="right"/>
+      <w:pPr>
+        <w:ind w:left="4320" w:hanging="180"/>
+      </w:pPr>
+    </w:lvl>
+    <w:lvl w:ilvl="6" w:tplc="0409000F" w:tentative="1">
+      <w:start w:val="1"/>
+      <w:numFmt w:val="decimal"/>
+      <w:lvlText w:val="%7."/>
+      <w:lvlJc w:val="left"/>
+      <w:pPr>
+        <w:ind w:left="5040" w:hanging="360"/>
+      </w:pPr>
+    </w:lvl>
+    <w:lvl w:ilvl="7" w:tplc="04090019" w:tentative="1">
+      <w:start w:val="1"/>
+      <w:numFmt w:val="lowerLetter"/>
+      <w:lvlText w:val="%8."/>
+      <w:lvlJc w:val="left"/>
+      <w:pPr>
+        <w:ind w:left="5760" w:hanging="360"/>
+      </w:pPr>
+    </w:lvl>
+    <w:lvl w:ilvl="8" w:tplc="0409001B" w:tentative="1">
+      <w:start w:val="1"/>
+      <w:numFmt w:val="lowerRoman"/>
+      <w:lvlText w:val="%9."/>
+      <w:lvlJc w:val="right"/>
+      <w:pPr>
+        <w:ind w:left="6480" w:hanging="180"/>
+      </w:pPr>
+    </w:lvl>
+  </w:abstractNum>
+  <w:abstractNum w:abstractNumId="1">
+    <w:nsid w:val="5E8B43F7"/>
+    <w:multiLevelType w:val="hybridMultilevel"/>
+    <w:tmpl w:val="3CD6340C"/>
+    <w:lvl w:ilvl="0" w:tplc="0409000F">
+      <w:start w:val="1"/>
+      <w:numFmt w:val="decimal"/>
+      <w:lvlText w:val="%1."/>
+      <w:lvlJc w:val="left"/>
+      <w:pPr>
+        <w:ind w:left="720" w:hanging="360"/>
+      </w:pPr>
+      <w:rPr>
+        <w:rFonts w:hint="default"/>
+      </w:rPr>
+    </w:lvl>
+    <w:lvl w:ilvl="1" w:tplc="04090019" w:tentative="1">
+      <w:start w:val="1"/>
+      <w:numFmt w:val="lowerLetter"/>
+      <w:lvlText w:val="%2."/>
+      <w:lvlJc w:val="left"/>
+      <w:pPr>
+        <w:ind w:left="1440" w:hanging="360"/>
+      </w:pPr>
+    </w:lvl>
+    <w:lvl w:ilvl="2" w:tplc="0409001B" w:tentative="1">
+      <w:start w:val="1"/>
+      <w:numFmt w:val="lowerRoman"/>
+      <w:lvlText w:val="%3."/>
+      <w:lvlJc w:val="right"/>
+      <w:pPr>
+        <w:ind w:left="2160" w:hanging="180"/>
+      </w:pPr>
+    </w:lvl>
+    <w:lvl w:ilvl="3" w:tplc="0409000F" w:tentative="1">
+      <w:start w:val="1"/>
+      <w:numFmt w:val="decimal"/>
+      <w:lvlText w:val="%4."/>
+      <w:lvlJc w:val="left"/>
+      <w:pPr>
+        <w:ind w:left="2880" w:hanging="360"/>
+      </w:pPr>
+    </w:lvl>
+    <w:lvl w:ilvl="4" w:tplc="04090019" w:tentative="1">
+      <w:start w:val="1"/>
+      <w:numFmt w:val="lowerLetter"/>
+      <w:lvlText w:val="%5."/>
+      <w:lvlJc w:val="left"/>
+      <w:pPr>
+        <w:ind w:left="3600" w:hanging="360"/>
+      </w:pPr>
+    </w:lvl>
+    <w:lvl w:ilvl="5" w:tplc="0409001B" w:tentative="1">
+      <w:start w:val="1"/>
+      <w:numFmt w:val="lowerRoman"/>
+      <w:lvlText w:val="%6."/>
+      <w:lvlJc w:val="right"/>
+      <w:pPr>
+        <w:ind w:left="4320" w:hanging="180"/>
+      </w:pPr>
+    </w:lvl>
+    <w:lvl w:ilvl="6" w:tplc="0409000F" w:tentative="1">
+      <w:start w:val="1"/>
+      <w:numFmt w:val="decimal"/>
+      <w:lvlText w:val="%7."/>
+      <w:lvlJc w:val="left"/>
+      <w:pPr>
+        <w:ind w:left="5040" w:hanging="360"/>
+      </w:pPr>
+    </w:lvl>
+    <w:lvl w:ilvl="7" w:tplc="04090019" w:tentative="1">
+      <w:start w:val="1"/>
+      <w:numFmt w:val="lowerLetter"/>
+      <w:lvlText w:val="%8."/>
+      <w:lvlJc w:val="left"/>
+      <w:pPr>
+        <w:ind w:left="5760" w:hanging="360"/>
+      </w:pPr>
+    </w:lvl>
+    <w:lvl w:ilvl="8" w:tplc="0409001B" w:tentative="1">
+      <w:start w:val="1"/>
+      <w:numFmt w:val="lowerRoman"/>
+      <w:lvlText w:val="%9."/>
+      <w:lvlJc w:val="right"/>
+      <w:pPr>
+        <w:ind w:left="6480" w:hanging="180"/>
+      </w:pPr>
+    </w:lvl>
+  </w:abstractNum>
+  <w:num w:numId="1">
+    <w:abstractNumId w:val="1"/>
+  </w:num>
+  <w:num w:numId="2">
+    <w:abstractNumId w:val="0"/>
+  </w:num>
+</w:numbering>
+</file>
+
 <file path=word/styles.xml><?xml version="1.0" encoding="utf-8"?>
-<w:styles xmlns:r="http://schemas.openxmlformats.org/officeDocument/2006/relationships" xmlns:w="http://schemas.openxmlformats.org/wordprocessingml/2006/main">
+<w:styles xmlns:mc="http://schemas.openxmlformats.org/markup-compatibility/2006" xmlns:r="http://schemas.openxmlformats.org/officeDocument/2006/relationships" xmlns:w="http://schemas.openxmlformats.org/wordprocessingml/2006/main" xmlns:w14="http://schemas.microsoft.com/office/word/2010/wordml" mc:Ignorable="w14">
   <w:docDefaults>
     <w:rPrDefault>
       <w:rPr>
@@ -220,6 +1569,7 @@
   <w:style w:type="character" w:default="1" w:styleId="DefaultParagraphFont">
     <w:name w:val="Default Paragraph Font"/>
     <w:uiPriority w:val="1"/>
+    <w:semiHidden/>
     <w:unhideWhenUsed/>
   </w:style>
   <w:style w:type="table" w:default="1" w:styleId="TableNormal">
@@ -227,7 +1577,248 @@
     <w:uiPriority w:val="99"/>
     <w:semiHidden/>
     <w:unhideWhenUsed/>
+    <w:tblPr>
+      <w:tblInd w:w="0" w:type="dxa"/>
+      <w:tblCellMar>
+        <w:top w:w="0" w:type="dxa"/>
+        <w:left w:w="108" w:type="dxa"/>
+        <w:bottom w:w="0" w:type="dxa"/>
+        <w:right w:w="108" w:type="dxa"/>
+      </w:tblCellMar>
+    </w:tblPr>
+  </w:style>
+  <w:style w:type="numbering" w:default="1" w:styleId="NoList">
+    <w:name w:val="No List"/>
+    <w:uiPriority w:val="99"/>
+    <w:semiHidden/>
+    <w:unhideWhenUsed/>
+  </w:style>
+  <w:style w:type="paragraph" w:styleId="BalloonText">
+    <w:name w:val="Balloon Text"/>
+    <w:basedOn w:val="Normal"/>
+    <w:link w:val="BalloonTextChar"/>
+    <w:uiPriority w:val="99"/>
+    <w:semiHidden/>
+    <w:unhideWhenUsed/>
+    <w:rsid w:val="00C71EEE"/>
+    <w:pPr>
+      <w:spacing w:after="0" w:line="240" w:lineRule="auto"/>
+    </w:pPr>
+    <w:rPr>
+      <w:rFonts w:ascii="Tahoma" w:hAnsi="Tahoma" w:cs="Tahoma"/>
+      <w:sz w:val="16"/>
+      <w:szCs w:val="16"/>
+    </w:rPr>
+  </w:style>
+  <w:style w:type="character" w:customStyle="1" w:styleId="BalloonTextChar">
+    <w:name w:val="Balloon Text Char"/>
+    <w:basedOn w:val="DefaultParagraphFont"/>
+    <w:link w:val="BalloonText"/>
+    <w:uiPriority w:val="99"/>
+    <w:semiHidden/>
+    <w:rsid w:val="00C71EEE"/>
+    <w:rPr>
+      <w:rFonts w:ascii="Tahoma" w:hAnsi="Tahoma" w:cs="Tahoma"/>
+      <w:sz w:val="16"/>
+      <w:szCs w:val="16"/>
+    </w:rPr>
+  </w:style>
+  <w:style w:type="paragraph" w:styleId="ListParagraph">
+    <w:name w:val="List Paragraph"/>
+    <w:basedOn w:val="Normal"/>
+    <w:uiPriority w:val="34"/>
     <w:qFormat/>
+    <w:rsid w:val="00274254"/>
+    <w:pPr>
+      <w:ind w:left="720"/>
+      <w:contextualSpacing/>
+    </w:pPr>
+  </w:style>
+  <w:style w:type="character" w:styleId="Hyperlink">
+    <w:name w:val="Hyperlink"/>
+    <w:basedOn w:val="DefaultParagraphFont"/>
+    <w:uiPriority w:val="99"/>
+    <w:unhideWhenUsed/>
+    <w:rsid w:val="00A131AB"/>
+    <w:rPr>
+      <w:color w:val="0000FF" w:themeColor="hyperlink"/>
+      <w:u w:val="single"/>
+    </w:rPr>
+  </w:style>
+</w:styles>
+</file>
+
+<file path=word/stylesWithEffects.xml><?xml version="1.0" encoding="utf-8"?>
+<w:styles xmlns:wpc="http://schemas.microsoft.com/office/word/2010/wordprocessingCanvas" xmlns:mc="http://schemas.openxmlformats.org/markup-compatibility/2006" xmlns:o="urn:schemas-microsoft-com:office:office" xmlns:r="http://schemas.openxmlformats.org/officeDocument/2006/relationships" xmlns:m="http://schemas.openxmlformats.org/officeDocument/2006/math" xmlns:v="urn:schemas-microsoft-com:vml" xmlns:wp14="http://schemas.microsoft.com/office/word/2010/wordprocessingDrawing" xmlns:wp="http://schemas.openxmlformats.org/drawingml/2006/wordprocessingDrawing" xmlns:w10="urn:schemas-microsoft-com:office:word" xmlns:w="http://schemas.openxmlformats.org/wordprocessingml/2006/main" xmlns:w14="http://schemas.microsoft.com/office/word/2010/wordml" xmlns:wpg="http://schemas.microsoft.com/office/word/2010/wordprocessingGroup" xmlns:wpi="http://schemas.microsoft.com/office/word/2010/wordprocessingInk" xmlns:wne="http://schemas.microsoft.com/office/word/2006/wordml" xmlns:wps="http://schemas.microsoft.com/office/word/2010/wordprocessingShape" mc:Ignorable="w14 wp14">
+  <w:docDefaults>
+    <w:rPrDefault>
+      <w:rPr>
+        <w:rFonts w:asciiTheme="minorHAnsi" w:eastAsiaTheme="minorEastAsia" w:hAnsiTheme="minorHAnsi" w:cstheme="minorBidi"/>
+        <w:sz w:val="22"/>
+        <w:szCs w:val="22"/>
+        <w:lang w:val="en-US" w:eastAsia="en-US" w:bidi="ar-SA"/>
+      </w:rPr>
+    </w:rPrDefault>
+    <w:pPrDefault>
+      <w:pPr>
+        <w:spacing w:after="200" w:line="276" w:lineRule="auto"/>
+      </w:pPr>
+    </w:pPrDefault>
+  </w:docDefaults>
+  <w:latentStyles w:defLockedState="0" w:defUIPriority="99" w:defSemiHidden="1" w:defUnhideWhenUsed="1" w:defQFormat="0" w:count="267">
+    <w:lsdException w:name="Normal" w:semiHidden="0" w:uiPriority="0" w:unhideWhenUsed="0" w:qFormat="1"/>
+    <w:lsdException w:name="heading 1" w:semiHidden="0" w:uiPriority="9" w:unhideWhenUsed="0" w:qFormat="1"/>
+    <w:lsdException w:name="heading 2" w:uiPriority="9" w:qFormat="1"/>
+    <w:lsdException w:name="heading 3" w:uiPriority="9" w:qFormat="1"/>
+    <w:lsdException w:name="heading 4" w:uiPriority="9" w:qFormat="1"/>
+    <w:lsdException w:name="heading 5" w:uiPriority="9" w:qFormat="1"/>
+    <w:lsdException w:name="heading 6" w:uiPriority="9" w:qFormat="1"/>
+    <w:lsdException w:name="heading 7" w:uiPriority="9" w:qFormat="1"/>
+    <w:lsdException w:name="heading 8" w:uiPriority="9" w:qFormat="1"/>
+    <w:lsdException w:name="heading 9" w:uiPriority="9" w:qFormat="1"/>
+    <w:lsdException w:name="toc 1" w:uiPriority="39"/>
+    <w:lsdException w:name="toc 2" w:uiPriority="39"/>
+    <w:lsdException w:name="toc 3" w:uiPriority="39"/>
+    <w:lsdException w:name="toc 4" w:uiPriority="39"/>
+    <w:lsdException w:name="toc 5" w:uiPriority="39"/>
+    <w:lsdException w:name="toc 6" w:uiPriority="39"/>
+    <w:lsdException w:name="toc 7" w:uiPriority="39"/>
+    <w:lsdException w:name="toc 8" w:uiPriority="39"/>
+    <w:lsdException w:name="toc 9" w:uiPriority="39"/>
+    <w:lsdException w:name="caption" w:uiPriority="35" w:qFormat="1"/>
+    <w:lsdException w:name="Title" w:semiHidden="0" w:uiPriority="10" w:unhideWhenUsed="0" w:qFormat="1"/>
+    <w:lsdException w:name="Default Paragraph Font" w:uiPriority="1"/>
+    <w:lsdException w:name="Subtitle" w:semiHidden="0" w:uiPriority="11" w:unhideWhenUsed="0" w:qFormat="1"/>
+    <w:lsdException w:name="Strong" w:semiHidden="0" w:uiPriority="22" w:unhideWhenUsed="0" w:qFormat="1"/>
+    <w:lsdException w:name="Emphasis" w:semiHidden="0" w:uiPriority="20" w:unhideWhenUsed="0" w:qFormat="1"/>
+    <w:lsdException w:name="Table Grid" w:semiHidden="0" w:uiPriority="59" w:unhideWhenUsed="0"/>
+    <w:lsdException w:name="Placeholder Text" w:unhideWhenUsed="0"/>
+    <w:lsdException w:name="No Spacing" w:semiHidden="0" w:uiPriority="1" w:unhideWhenUsed="0" w:qFormat="1"/>
+    <w:lsdException w:name="Light Shading" w:semiHidden="0" w:uiPriority="60" w:unhideWhenUsed="0"/>
+    <w:lsdException w:name="Light List" w:semiHidden="0" w:uiPriority="61" w:unhideWhenUsed="0"/>
+    <w:lsdException w:name="Light Grid" w:semiHidden="0" w:uiPriority="62" w:unhideWhenUsed="0"/>
+    <w:lsdException w:name="Medium Shading 1" w:semiHidden="0" w:uiPriority="63" w:unhideWhenUsed="0"/>
+    <w:lsdException w:name="Medium Shading 2" w:semiHidden="0" w:uiPriority="64" w:unhideWhenUsed="0"/>
+    <w:lsdException w:name="Medium List 1" w:semiHidden="0" w:uiPriority="65" w:unhideWhenUsed="0"/>
+    <w:lsdException w:name="Medium List 2" w:semiHidden="0" w:uiPriority="66" w:unhideWhenUsed="0"/>
+    <w:lsdException w:name="Medium Grid 1" w:semiHidden="0" w:uiPriority="67" w:unhideWhenUsed="0"/>
+    <w:lsdException w:name="Medium Grid 2" w:semiHidden="0" w:uiPriority="68" w:unhideWhenUsed="0"/>
+    <w:lsdException w:name="Medium Grid 3" w:semiHidden="0" w:uiPriority="69" w:unhideWhenUsed="0"/>
+    <w:lsdException w:name="Dark List" w:semiHidden="0" w:uiPriority="70" w:unhideWhenUsed="0"/>
+    <w:lsdException w:name="Colorful Shading" w:semiHidden="0" w:uiPriority="71" w:unhideWhenUsed="0"/>
+    <w:lsdException w:name="Colorful List" w:semiHidden="0" w:uiPriority="72" w:unhideWhenUsed="0"/>
+    <w:lsdException w:name="Colorful Grid" w:semiHidden="0" w:uiPriority="73" w:unhideWhenUsed="0"/>
+    <w:lsdException w:name="Light Shading Accent 1" w:semiHidden="0" w:uiPriority="60" w:unhideWhenUsed="0"/>
+    <w:lsdException w:name="Light List Accent 1" w:semiHidden="0" w:uiPriority="61" w:unhideWhenUsed="0"/>
+    <w:lsdException w:name="Light Grid Accent 1" w:semiHidden="0" w:uiPriority="62" w:unhideWhenUsed="0"/>
+    <w:lsdException w:name="Medium Shading 1 Accent 1" w:semiHidden="0" w:uiPriority="63" w:unhideWhenUsed="0"/>
+    <w:lsdException w:name="Medium Shading 2 Accent 1" w:semiHidden="0" w:uiPriority="64" w:unhideWhenUsed="0"/>
+    <w:lsdException w:name="Medium List 1 Accent 1" w:semiHidden="0" w:uiPriority="65" w:unhideWhenUsed="0"/>
+    <w:lsdException w:name="Revision" w:unhideWhenUsed="0"/>
+    <w:lsdException w:name="List Paragraph" w:semiHidden="0" w:uiPriority="34" w:unhideWhenUsed="0" w:qFormat="1"/>
+    <w:lsdException w:name="Quote" w:semiHidden="0" w:uiPriority="29" w:unhideWhenUsed="0" w:qFormat="1"/>
+    <w:lsdException w:name="Intense Quote" w:semiHidden="0" w:uiPriority="30" w:unhideWhenUsed="0" w:qFormat="1"/>
+    <w:lsdException w:name="Medium List 2 Accent 1" w:semiHidden="0" w:uiPriority="66" w:unhideWhenUsed="0"/>
+    <w:lsdException w:name="Medium Grid 1 Accent 1" w:semiHidden="0" w:uiPriority="67" w:unhideWhenUsed="0"/>
+    <w:lsdException w:name="Medium Grid 2 Accent 1" w:semiHidden="0" w:uiPriority="68" w:unhideWhenUsed="0"/>
+    <w:lsdException w:name="Medium Grid 3 Accent 1" w:semiHidden="0" w:uiPriority="69" w:unhideWhenUsed="0"/>
+    <w:lsdException w:name="Dark List Accent 1" w:semiHidden="0" w:uiPriority="70" w:unhideWhenUsed="0"/>
+    <w:lsdException w:name="Colorful Shading Accent 1" w:semiHidden="0" w:uiPriority="71" w:unhideWhenUsed="0"/>
+    <w:lsdException w:name="Colorful List Accent 1" w:semiHidden="0" w:uiPriority="72" w:unhideWhenUsed="0"/>
+    <w:lsdException w:name="Colorful Grid Accent 1" w:semiHidden="0" w:uiPriority="73" w:unhideWhenUsed="0"/>
+    <w:lsdException w:name="Light Shading Accent 2" w:semiHidden="0" w:uiPriority="60" w:unhideWhenUsed="0"/>
+    <w:lsdException w:name="Light List Accent 2" w:semiHidden="0" w:uiPriority="61" w:unhideWhenUsed="0"/>
+    <w:lsdException w:name="Light Grid Accent 2" w:semiHidden="0" w:uiPriority="62" w:unhideWhenUsed="0"/>
+    <w:lsdException w:name="Medium Shading 1 Accent 2" w:semiHidden="0" w:uiPriority="63" w:unhideWhenUsed="0"/>
+    <w:lsdException w:name="Medium Shading 2 Accent 2" w:semiHidden="0" w:uiPriority="64" w:unhideWhenUsed="0"/>
+    <w:lsdException w:name="Medium List 1 Accent 2" w:semiHidden="0" w:uiPriority="65" w:unhideWhenUsed="0"/>
+    <w:lsdException w:name="Medium List 2 Accent 2" w:semiHidden="0" w:uiPriority="66" w:unhideWhenUsed="0"/>
+    <w:lsdException w:name="Medium Grid 1 Accent 2" w:semiHidden="0" w:uiPriority="67" w:unhideWhenUsed="0"/>
+    <w:lsdException w:name="Medium Grid 2 Accent 2" w:semiHidden="0" w:uiPriority="68" w:unhideWhenUsed="0"/>
+    <w:lsdException w:name="Medium Grid 3 Accent 2" w:semiHidden="0" w:uiPriority="69" w:unhideWhenUsed="0"/>
+    <w:lsdException w:name="Dark List Accent 2" w:semiHidden="0" w:uiPriority="70" w:unhideWhenUsed="0"/>
+    <w:lsdException w:name="Colorful Shading Accent 2" w:semiHidden="0" w:uiPriority="71" w:unhideWhenUsed="0"/>
+    <w:lsdException w:name="Colorful List Accent 2" w:semiHidden="0" w:uiPriority="72" w:unhideWhenUsed="0"/>
+    <w:lsdException w:name="Colorful Grid Accent 2" w:semiHidden="0" w:uiPriority="73" w:unhideWhenUsed="0"/>
+    <w:lsdException w:name="Light Shading Accent 3" w:semiHidden="0" w:uiPriority="60" w:unhideWhenUsed="0"/>
+    <w:lsdException w:name="Light List Accent 3" w:semiHidden="0" w:uiPriority="61" w:unhideWhenUsed="0"/>
+    <w:lsdException w:name="Light Grid Accent 3" w:semiHidden="0" w:uiPriority="62" w:unhideWhenUsed="0"/>
+    <w:lsdException w:name="Medium Shading 1 Accent 3" w:semiHidden="0" w:uiPriority="63" w:unhideWhenUsed="0"/>
+    <w:lsdException w:name="Medium Shading 2 Accent 3" w:semiHidden="0" w:uiPriority="64" w:unhideWhenUsed="0"/>
+    <w:lsdException w:name="Medium List 1 Accent 3" w:semiHidden="0" w:uiPriority="65" w:unhideWhenUsed="0"/>
+    <w:lsdException w:name="Medium List 2 Accent 3" w:semiHidden="0" w:uiPriority="66" w:unhideWhenUsed="0"/>
+    <w:lsdException w:name="Medium Grid 1 Accent 3" w:semiHidden="0" w:uiPriority="67" w:unhideWhenUsed="0"/>
+    <w:lsdException w:name="Medium Grid 2 Accent 3" w:semiHidden="0" w:uiPriority="68" w:unhideWhenUsed="0"/>
+    <w:lsdException w:name="Medium Grid 3 Accent 3" w:semiHidden="0" w:uiPriority="69" w:unhideWhenUsed="0"/>
+    <w:lsdException w:name="Dark List Accent 3" w:semiHidden="0" w:uiPriority="70" w:unhideWhenUsed="0"/>
+    <w:lsdException w:name="Colorful Shading Accent 3" w:semiHidden="0" w:uiPriority="71" w:unhideWhenUsed="0"/>
+    <w:lsdException w:name="Colorful List Accent 3" w:semiHidden="0" w:uiPriority="72" w:unhideWhenUsed="0"/>
+    <w:lsdException w:name="Colorful Grid Accent 3" w:semiHidden="0" w:uiPriority="73" w:unhideWhenUsed="0"/>
+    <w:lsdException w:name="Light Shading Accent 4" w:semiHidden="0" w:uiPriority="60" w:unhideWhenUsed="0"/>
+    <w:lsdException w:name="Light List Accent 4" w:semiHidden="0" w:uiPriority="61" w:unhideWhenUsed="0"/>
+    <w:lsdException w:name="Light Grid Accent 4" w:semiHidden="0" w:uiPriority="62" w:unhideWhenUsed="0"/>
+    <w:lsdException w:name="Medium Shading 1 Accent 4" w:semiHidden="0" w:uiPriority="63" w:unhideWhenUsed="0"/>
+    <w:lsdException w:name="Medium Shading 2 Accent 4" w:semiHidden="0" w:uiPriority="64" w:unhideWhenUsed="0"/>
+    <w:lsdException w:name="Medium List 1 Accent 4" w:semiHidden="0" w:uiPriority="65" w:unhideWhenUsed="0"/>
+    <w:lsdException w:name="Medium List 2 Accent 4" w:semiHidden="0" w:uiPriority="66" w:unhideWhenUsed="0"/>
+    <w:lsdException w:name="Medium Grid 1 Accent 4" w:semiHidden="0" w:uiPriority="67" w:unhideWhenUsed="0"/>
+    <w:lsdException w:name="Medium Grid 2 Accent 4" w:semiHidden="0" w:uiPriority="68" w:unhideWhenUsed="0"/>
+    <w:lsdException w:name="Medium Grid 3 Accent 4" w:semiHidden="0" w:uiPriority="69" w:unhideWhenUsed="0"/>
+    <w:lsdException w:name="Dark List Accent 4" w:semiHidden="0" w:uiPriority="70" w:unhideWhenUsed="0"/>
+    <w:lsdException w:name="Colorful Shading Accent 4" w:semiHidden="0" w:uiPriority="71" w:unhideWhenUsed="0"/>
+    <w:lsdException w:name="Colorful List Accent 4" w:semiHidden="0" w:uiPriority="72" w:unhideWhenUsed="0"/>
+    <w:lsdException w:name="Colorful Grid Accent 4" w:semiHidden="0" w:uiPriority="73" w:unhideWhenUsed="0"/>
+    <w:lsdException w:name="Light Shading Accent 5" w:semiHidden="0" w:uiPriority="60" w:unhideWhenUsed="0"/>
+    <w:lsdException w:name="Light List Accent 5" w:semiHidden="0" w:uiPriority="61" w:unhideWhenUsed="0"/>
+    <w:lsdException w:name="Light Grid Accent 5" w:semiHidden="0" w:uiPriority="62" w:unhideWhenUsed="0"/>
+    <w:lsdException w:name="Medium Shading 1 Accent 5" w:semiHidden="0" w:uiPriority="63" w:unhideWhenUsed="0"/>
+    <w:lsdException w:name="Medium Shading 2 Accent 5" w:semiHidden="0" w:uiPriority="64" w:unhideWhenUsed="0"/>
+    <w:lsdException w:name="Medium List 1 Accent 5" w:semiHidden="0" w:uiPriority="65" w:unhideWhenUsed="0"/>
+    <w:lsdException w:name="Medium List 2 Accent 5" w:semiHidden="0" w:uiPriority="66" w:unhideWhenUsed="0"/>
+    <w:lsdException w:name="Medium Grid 1 Accent 5" w:semiHidden="0" w:uiPriority="67" w:unhideWhenUsed="0"/>
+    <w:lsdException w:name="Medium Grid 2 Accent 5" w:semiHidden="0" w:uiPriority="68" w:unhideWhenUsed="0"/>
+    <w:lsdException w:name="Medium Grid 3 Accent 5" w:semiHidden="0" w:uiPriority="69" w:unhideWhenUsed="0"/>
+    <w:lsdException w:name="Dark List Accent 5" w:semiHidden="0" w:uiPriority="70" w:unhideWhenUsed="0"/>
+    <w:lsdException w:name="Colorful Shading Accent 5" w:semiHidden="0" w:uiPriority="71" w:unhideWhenUsed="0"/>
+    <w:lsdException w:name="Colorful List Accent 5" w:semiHidden="0" w:uiPriority="72" w:unhideWhenUsed="0"/>
+    <w:lsdException w:name="Colorful Grid Accent 5" w:semiHidden="0" w:uiPriority="73" w:unhideWhenUsed="0"/>
+    <w:lsdException w:name="Light Shading Accent 6" w:semiHidden="0" w:uiPriority="60" w:unhideWhenUsed="0"/>
+    <w:lsdException w:name="Light List Accent 6" w:semiHidden="0" w:uiPriority="61" w:unhideWhenUsed="0"/>
+    <w:lsdException w:name="Light Grid Accent 6" w:semiHidden="0" w:uiPriority="62" w:unhideWhenUsed="0"/>
+    <w:lsdException w:name="Medium Shading 1 Accent 6" w:semiHidden="0" w:uiPriority="63" w:unhideWhenUsed="0"/>
+    <w:lsdException w:name="Medium Shading 2 Accent 6" w:semiHidden="0" w:uiPriority="64" w:unhideWhenUsed="0"/>
+    <w:lsdException w:name="Medium List 1 Accent 6" w:semiHidden="0" w:uiPriority="65" w:unhideWhenUsed="0"/>
+    <w:lsdException w:name="Medium List 2 Accent 6" w:semiHidden="0" w:uiPriority="66" w:unhideWhenUsed="0"/>
+    <w:lsdException w:name="Medium Grid 1 Accent 6" w:semiHidden="0" w:uiPriority="67" w:unhideWhenUsed="0"/>
+    <w:lsdException w:name="Medium Grid 2 Accent 6" w:semiHidden="0" w:uiPriority="68" w:unhideWhenUsed="0"/>
+    <w:lsdException w:name="Medium Grid 3 Accent 6" w:semiHidden="0" w:uiPriority="69" w:unhideWhenUsed="0"/>
+    <w:lsdException w:name="Dark List Accent 6" w:semiHidden="0" w:uiPriority="70" w:unhideWhenUsed="0"/>
+    <w:lsdException w:name="Colorful Shading Accent 6" w:semiHidden="0" w:uiPriority="71" w:unhideWhenUsed="0"/>
+    <w:lsdException w:name="Colorful List Accent 6" w:semiHidden="0" w:uiPriority="72" w:unhideWhenUsed="0"/>
+    <w:lsdException w:name="Colorful Grid Accent 6" w:semiHidden="0" w:uiPriority="73" w:unhideWhenUsed="0"/>
+    <w:lsdException w:name="Subtle Emphasis" w:semiHidden="0" w:uiPriority="19" w:unhideWhenUsed="0" w:qFormat="1"/>
+    <w:lsdException w:name="Intense Emphasis" w:semiHidden="0" w:uiPriority="21" w:unhideWhenUsed="0" w:qFormat="1"/>
+    <w:lsdException w:name="Subtle Reference" w:semiHidden="0" w:uiPriority="31" w:unhideWhenUsed="0" w:qFormat="1"/>
+    <w:lsdException w:name="Intense Reference" w:semiHidden="0" w:uiPriority="32" w:unhideWhenUsed="0" w:qFormat="1"/>
+    <w:lsdException w:name="Book Title" w:semiHidden="0" w:uiPriority="33" w:unhideWhenUsed="0" w:qFormat="1"/>
+    <w:lsdException w:name="Bibliography" w:uiPriority="37"/>
+    <w:lsdException w:name="TOC Heading" w:uiPriority="39" w:qFormat="1"/>
+  </w:latentStyles>
+  <w:style w:type="paragraph" w:default="1" w:styleId="Normal">
+    <w:name w:val="Normal"/>
+    <w:qFormat/>
+  </w:style>
+  <w:style w:type="character" w:default="1" w:styleId="DefaultParagraphFont">
+    <w:name w:val="Default Paragraph Font"/>
+    <w:uiPriority w:val="1"/>
+    <w:semiHidden/>
+    <w:unhideWhenUsed/>
+  </w:style>
+  <w:style w:type="table" w:default="1" w:styleId="TableNormal">
+    <w:name w:val="Normal Table"/>
+    <w:uiPriority w:val="99"/>
+    <w:semiHidden/>
+    <w:unhideWhenUsed/>
     <w:tblPr>
       <w:tblInd w:w="0" w:type="dxa"/>
       <w:tblCellMar>

--- a/typeScriptPlaywright/docs/2. Playwright Intro.docx
+++ b/typeScriptPlaywright/docs/2. Playwright Intro.docx
@@ -1,6 +1,6 @@
 
 <file path=word/document.xml><?xml version="1.0" encoding="utf-8"?>
-<w:document xmlns:wpc="http://schemas.microsoft.com/office/word/2010/wordprocessingCanvas" xmlns:mc="http://schemas.openxmlformats.org/markup-compatibility/2006" xmlns:o="urn:schemas-microsoft-com:office:office" xmlns:r="http://schemas.openxmlformats.org/officeDocument/2006/relationships" xmlns:m="http://schemas.openxmlformats.org/officeDocument/2006/math" xmlns:v="urn:schemas-microsoft-com:vml" xmlns:wp14="http://schemas.microsoft.com/office/word/2010/wordprocessingDrawing" xmlns:wp="http://schemas.openxmlformats.org/drawingml/2006/wordprocessingDrawing" xmlns:w10="urn:schemas-microsoft-com:office:word" xmlns:w="http://schemas.openxmlformats.org/wordprocessingml/2006/main" xmlns:w14="http://schemas.microsoft.com/office/word/2010/wordml" xmlns:wpg="http://schemas.microsoft.com/office/word/2010/wordprocessingGroup" xmlns:wpi="http://schemas.microsoft.com/office/word/2010/wordprocessingInk" xmlns:wne="http://schemas.microsoft.com/office/word/2006/wordml" xmlns:wps="http://schemas.microsoft.com/office/word/2010/wordprocessingShape" mc:Ignorable="w14 wp14">
+<w:document xmlns:ve="http://schemas.openxmlformats.org/markup-compatibility/2006" xmlns:o="urn:schemas-microsoft-com:office:office" xmlns:r="http://schemas.openxmlformats.org/officeDocument/2006/relationships" xmlns:m="http://schemas.openxmlformats.org/officeDocument/2006/math" xmlns:v="urn:schemas-microsoft-com:vml" xmlns:wp="http://schemas.openxmlformats.org/drawingml/2006/wordprocessingDrawing" xmlns:w10="urn:schemas-microsoft-com:office:word" xmlns:w="http://schemas.openxmlformats.org/wordprocessingml/2006/main" xmlns:wne="http://schemas.microsoft.com/office/word/2006/wordml">
   <w:body>
     <w:p>
       <w:pPr>
@@ -36,7 +36,7 @@
         </w:rPr>
         <w:t xml:space="preserve">We can find playwright documentation in: </w:t>
       </w:r>
-      <w:hyperlink r:id="rId6" w:history="1">
+      <w:hyperlink r:id="rId5" w:history="1">
         <w:r>
           <w:rPr>
             <w:rStyle w:val="Hyperlink"/>
@@ -66,52 +66,16 @@
         <w:t>command :</w:t>
       </w:r>
       <w:proofErr w:type="gramEnd"/>
-      <w:r>
-        <w:rPr>
-          <w:lang w:val="en-GB"/>
-        </w:rPr>
-        <w:t xml:space="preserve"> </w:t>
-      </w:r>
     </w:p>
     <w:p>
       <w:proofErr w:type="spellStart"/>
-      <w:proofErr w:type="gramStart"/>
       <w:r>
         <w:rPr>
           <w:highlight w:val="yellow"/>
         </w:rPr>
-        <w:t>npm</w:t>
+        <w:t>npminitplaywright@latest</w:t>
       </w:r>
       <w:proofErr w:type="spellEnd"/>
-      <w:proofErr w:type="gramEnd"/>
-      <w:r>
-        <w:rPr>
-          <w:highlight w:val="yellow"/>
-        </w:rPr>
-        <w:t xml:space="preserve"> </w:t>
-      </w:r>
-      <w:proofErr w:type="spellStart"/>
-      <w:r>
-        <w:rPr>
-          <w:highlight w:val="yellow"/>
-        </w:rPr>
-        <w:t>init</w:t>
-      </w:r>
-      <w:proofErr w:type="spellEnd"/>
-      <w:r>
-        <w:rPr>
-          <w:highlight w:val="yellow"/>
-        </w:rPr>
-        <w:t xml:space="preserve"> </w:t>
-      </w:r>
-      <w:proofErr w:type="spellStart"/>
-      <w:r>
-        <w:rPr>
-          <w:highlight w:val="yellow"/>
-        </w:rPr>
-        <w:t>playwright@latest</w:t>
-      </w:r>
-      <w:proofErr w:type="spellEnd"/>
       <w:r>
         <w:t>.</w:t>
       </w:r>
@@ -122,7 +86,7 @@
           <w:noProof/>
         </w:rPr>
         <w:drawing>
-          <wp:inline distT="0" distB="0" distL="0" distR="0" wp14:anchorId="2272B478" wp14:editId="0D9203A4">
+          <wp:inline distT="0" distB="0" distL="0" distR="0">
             <wp:extent cx="5943600" cy="3030220"/>
             <wp:effectExtent l="76200" t="76200" r="114300" b="113030"/>
             <wp:docPr id="4" name="Picture 4"/>
@@ -137,7 +101,7 @@
                     <pic:cNvPicPr/>
                   </pic:nvPicPr>
                   <pic:blipFill>
-                    <a:blip r:embed="rId7"/>
+                    <a:blip r:embed="rId6"/>
                     <a:stretch>
                       <a:fillRect/>
                     </a:stretch>
@@ -214,7 +178,7 @@
           <w:noProof/>
         </w:rPr>
         <w:drawing>
-          <wp:inline distT="0" distB="0" distL="0" distR="0" wp14:anchorId="48350B32" wp14:editId="1256161F">
+          <wp:inline distT="0" distB="0" distL="0" distR="0">
             <wp:extent cx="5943600" cy="2113915"/>
             <wp:effectExtent l="76200" t="76200" r="114300" b="114935"/>
             <wp:docPr id="1" name="Picture 1"/>
@@ -229,7 +193,7 @@
                     <pic:cNvPicPr/>
                   </pic:nvPicPr>
                   <pic:blipFill>
-                    <a:blip r:embed="rId8"/>
+                    <a:blip r:embed="rId7"/>
                     <a:stretch>
                       <a:fillRect/>
                     </a:stretch>
@@ -380,7 +344,7 @@
           <w:noProof/>
         </w:rPr>
         <w:drawing>
-          <wp:inline distT="0" distB="0" distL="0" distR="0" wp14:anchorId="4DBAFAF4" wp14:editId="6D70A6D9">
+          <wp:inline distT="0" distB="0" distL="0" distR="0">
             <wp:extent cx="5676900" cy="2505075"/>
             <wp:effectExtent l="76200" t="76200" r="114300" b="123825"/>
             <wp:docPr id="8" name="Picture 8"/>
@@ -395,7 +359,7 @@
                     <pic:cNvPicPr/>
                   </pic:nvPicPr>
                   <pic:blipFill>
-                    <a:blip r:embed="rId9"/>
+                    <a:blip r:embed="rId8"/>
                     <a:stretch>
                       <a:fillRect/>
                     </a:stretch>
@@ -436,7 +400,7 @@
           <w:noProof/>
         </w:rPr>
         <w:drawing>
-          <wp:inline distT="0" distB="0" distL="0" distR="0" wp14:anchorId="335AA24A" wp14:editId="174CCEC4">
+          <wp:inline distT="0" distB="0" distL="0" distR="0">
             <wp:extent cx="2567718" cy="2876550"/>
             <wp:effectExtent l="76200" t="76200" r="118745" b="114300"/>
             <wp:docPr id="2" name="Picture 2"/>
@@ -451,7 +415,7 @@
                     <pic:cNvPicPr/>
                   </pic:nvPicPr>
                   <pic:blipFill rotWithShape="1">
-                    <a:blip r:embed="rId10"/>
+                    <a:blip r:embed="rId9"/>
                     <a:srcRect t="2529" b="5899"/>
                     <a:stretch/>
                   </pic:blipFill>
@@ -481,7 +445,7 @@
                     </a:effectLst>
                     <a:extLst>
                       <a:ext uri="{53640926-AAD7-44D8-BBD7-CCE9431645EC}">
-                        <a14:shadowObscured xmlns:a14="http://schemas.microsoft.com/office/drawing/2010/main"/>
+                        <a14:shadowObscured xmlns:a14="http://schemas.microsoft.com/office/drawing/2010/main" xmlns:wps="http://schemas.microsoft.com/office/word/2010/wordprocessingShape" xmlns:wpi="http://schemas.microsoft.com/office/word/2010/wordprocessingInk" xmlns:wpg="http://schemas.microsoft.com/office/word/2010/wordprocessingGroup" xmlns:w14="http://schemas.microsoft.com/office/word/2010/wordml" xmlns:w="http://schemas.openxmlformats.org/wordprocessingml/2006/main" xmlns:w10="urn:schemas-microsoft-com:office:word" xmlns:wp14="http://schemas.microsoft.com/office/word/2010/wordprocessingDrawing" xmlns:v="urn:schemas-microsoft-com:vml" xmlns:o="urn:schemas-microsoft-com:office:office" xmlns:mc="http://schemas.openxmlformats.org/markup-compatibility/2006" xmlns:wpc="http://schemas.microsoft.com/office/word/2010/wordprocessingCanvas" xmlns=""/>
                       </a:ext>
                     </a:extLst>
                   </pic:spPr>
@@ -518,7 +482,7 @@
         </w:rPr>
         <w:lastRenderedPageBreak/>
         <w:drawing>
-          <wp:inline distT="0" distB="0" distL="0" distR="0" wp14:anchorId="095E96F7" wp14:editId="0CD2325D">
+          <wp:inline distT="0" distB="0" distL="0" distR="0">
             <wp:extent cx="5940490" cy="1676400"/>
             <wp:effectExtent l="76200" t="76200" r="117475" b="114300"/>
             <wp:docPr id="5" name="Picture 5"/>
@@ -533,7 +497,7 @@
                     <pic:cNvPicPr/>
                   </pic:nvPicPr>
                   <pic:blipFill rotWithShape="1">
-                    <a:blip r:embed="rId11"/>
+                    <a:blip r:embed="rId10"/>
                     <a:srcRect b="53927"/>
                     <a:stretch/>
                   </pic:blipFill>
@@ -561,7 +525,7 @@
                     </a:effectLst>
                     <a:extLst>
                       <a:ext uri="{53640926-AAD7-44D8-BBD7-CCE9431645EC}">
-                        <a14:shadowObscured xmlns:a14="http://schemas.microsoft.com/office/drawing/2010/main"/>
+                        <a14:shadowObscured xmlns:a14="http://schemas.microsoft.com/office/drawing/2010/main" xmlns:wps="http://schemas.microsoft.com/office/word/2010/wordprocessingShape" xmlns:wpi="http://schemas.microsoft.com/office/word/2010/wordprocessingInk" xmlns:wpg="http://schemas.microsoft.com/office/word/2010/wordprocessingGroup" xmlns:w14="http://schemas.microsoft.com/office/word/2010/wordml" xmlns:w="http://schemas.openxmlformats.org/wordprocessingml/2006/main" xmlns:w10="urn:schemas-microsoft-com:office:word" xmlns:wp14="http://schemas.microsoft.com/office/word/2010/wordprocessingDrawing" xmlns:v="urn:schemas-microsoft-com:vml" xmlns:o="urn:schemas-microsoft-com:office:office" xmlns:mc="http://schemas.openxmlformats.org/markup-compatibility/2006" xmlns:wpc="http://schemas.microsoft.com/office/word/2010/wordprocessingCanvas" xmlns=""/>
                       </a:ext>
                     </a:extLst>
                   </pic:spPr>
@@ -589,7 +553,7 @@
           <w:noProof/>
         </w:rPr>
         <w:drawing>
-          <wp:inline distT="0" distB="0" distL="0" distR="0" wp14:anchorId="72F54F5E" wp14:editId="74ECF02C">
+          <wp:inline distT="0" distB="0" distL="0" distR="0">
             <wp:extent cx="5943600" cy="2722880"/>
             <wp:effectExtent l="76200" t="76200" r="114300" b="115570"/>
             <wp:docPr id="9" name="Picture 9"/>
@@ -604,7 +568,7 @@
                     <pic:cNvPicPr/>
                   </pic:nvPicPr>
                   <pic:blipFill>
-                    <a:blip r:embed="rId12"/>
+                    <a:blip r:embed="rId11"/>
                     <a:stretch>
                       <a:fillRect/>
                     </a:stretch>
@@ -680,7 +644,7 @@
         </w:rPr>
         <w:lastRenderedPageBreak/>
         <w:drawing>
-          <wp:inline distT="0" distB="0" distL="0" distR="0" wp14:anchorId="0209B364" wp14:editId="6107025A">
+          <wp:inline distT="0" distB="0" distL="0" distR="0">
             <wp:extent cx="5943600" cy="2407920"/>
             <wp:effectExtent l="76200" t="76200" r="114300" b="106680"/>
             <wp:docPr id="10" name="Picture 10"/>
@@ -695,7 +659,7 @@
                     <pic:cNvPicPr/>
                   </pic:nvPicPr>
                   <pic:blipFill>
-                    <a:blip r:embed="rId13"/>
+                    <a:blip r:embed="rId12"/>
                     <a:stretch>
                       <a:fillRect/>
                     </a:stretch>
@@ -754,7 +718,7 @@
           <w:noProof/>
         </w:rPr>
         <w:drawing>
-          <wp:inline distT="0" distB="0" distL="0" distR="0" wp14:anchorId="3188E95F" wp14:editId="48B65D7F">
+          <wp:inline distT="0" distB="0" distL="0" distR="0">
             <wp:extent cx="5905500" cy="1419225"/>
             <wp:effectExtent l="76200" t="76200" r="114300" b="123825"/>
             <wp:docPr id="12" name="Picture 12"/>
@@ -769,7 +733,7 @@
                     <pic:cNvPicPr/>
                   </pic:nvPicPr>
                   <pic:blipFill>
-                    <a:blip r:embed="rId14"/>
+                    <a:blip r:embed="rId13"/>
                     <a:stretch>
                       <a:fillRect/>
                     </a:stretch>
@@ -828,10 +792,70 @@
           <w:noProof/>
         </w:rPr>
         <w:drawing>
-          <wp:inline distT="0" distB="0" distL="0" distR="0" wp14:anchorId="3073812D" wp14:editId="68BB2F1A">
+          <wp:inline distT="0" distB="0" distL="0" distR="0">
             <wp:extent cx="4533900" cy="581025"/>
             <wp:effectExtent l="0" t="0" r="0" b="9525"/>
             <wp:docPr id="11" name="Picture 11"/>
+            <wp:cNvGraphicFramePr>
+              <a:graphicFrameLocks xmlns:a="http://schemas.openxmlformats.org/drawingml/2006/main" noChangeAspect="1"/>
+            </wp:cNvGraphicFramePr>
+            <a:graphic xmlns:a="http://schemas.openxmlformats.org/drawingml/2006/main">
+              <a:graphicData uri="http://schemas.openxmlformats.org/drawingml/2006/picture">
+                <pic:pic xmlns:pic="http://schemas.openxmlformats.org/drawingml/2006/picture">
+                  <pic:nvPicPr>
+                    <pic:cNvPr id="0" name=""/>
+                    <pic:cNvPicPr/>
+                  </pic:nvPicPr>
+                  <pic:blipFill>
+                    <a:blip r:embed="rId14"/>
+                    <a:stretch>
+                      <a:fillRect/>
+                    </a:stretch>
+                  </pic:blipFill>
+                  <pic:spPr>
+                    <a:xfrm>
+                      <a:off x="0" y="0"/>
+                      <a:ext cx="4533900" cy="581025"/>
+                    </a:xfrm>
+                    <a:prstGeom prst="rect">
+                      <a:avLst/>
+                    </a:prstGeom>
+                  </pic:spPr>
+                </pic:pic>
+              </a:graphicData>
+            </a:graphic>
+          </wp:inline>
+        </w:drawing>
+      </w:r>
+    </w:p>
+    <w:p>
+      <w:pPr>
+        <w:rPr>
+          <w:lang w:val="en-GB"/>
+        </w:rPr>
+      </w:pPr>
+      <w:r>
+        <w:rPr>
+          <w:lang w:val="en-GB"/>
+        </w:rPr>
+        <w:t>Select Test install playwright.</w:t>
+      </w:r>
+    </w:p>
+    <w:p>
+      <w:pPr>
+        <w:rPr>
+          <w:lang w:val="en-GB"/>
+        </w:rPr>
+      </w:pPr>
+      <w:r>
+        <w:rPr>
+          <w:noProof/>
+        </w:rPr>
+        <w:drawing>
+          <wp:inline distT="0" distB="0" distL="0" distR="0">
+            <wp:extent cx="5791200" cy="1885950"/>
+            <wp:effectExtent l="0" t="0" r="0" b="0"/>
+            <wp:docPr id="13" name="Picture 13"/>
             <wp:cNvGraphicFramePr>
               <a:graphicFrameLocks xmlns:a="http://schemas.openxmlformats.org/drawingml/2006/main" noChangeAspect="1"/>
             </wp:cNvGraphicFramePr>
@@ -851,7 +875,7 @@
                   <pic:spPr>
                     <a:xfrm>
                       <a:off x="0" y="0"/>
-                      <a:ext cx="4533900" cy="581025"/>
+                      <a:ext cx="5791200" cy="1885950"/>
                     </a:xfrm>
                     <a:prstGeom prst="rect">
                       <a:avLst/>
@@ -874,7 +898,22 @@
         <w:rPr>
           <w:lang w:val="en-GB"/>
         </w:rPr>
-        <w:t>Select Test install playwright.</w:t>
+        <w:lastRenderedPageBreak/>
+        <w:t xml:space="preserve">Select only chromium and </w:t>
+      </w:r>
+      <w:proofErr w:type="spellStart"/>
+      <w:r>
+        <w:rPr>
+          <w:lang w:val="en-GB"/>
+        </w:rPr>
+        <w:t>firefox</w:t>
+      </w:r>
+      <w:proofErr w:type="spellEnd"/>
+      <w:r>
+        <w:rPr>
+          <w:lang w:val="en-GB"/>
+        </w:rPr>
+        <w:t>.</w:t>
       </w:r>
     </w:p>
     <w:p>
@@ -888,10 +927,10 @@
           <w:noProof/>
         </w:rPr>
         <w:drawing>
-          <wp:inline distT="0" distB="0" distL="0" distR="0" wp14:anchorId="1A211BB0" wp14:editId="032FF05B">
-            <wp:extent cx="5791200" cy="1885950"/>
-            <wp:effectExtent l="0" t="0" r="0" b="0"/>
-            <wp:docPr id="13" name="Picture 13"/>
+          <wp:inline distT="0" distB="0" distL="0" distR="0">
+            <wp:extent cx="5810250" cy="1743075"/>
+            <wp:effectExtent l="0" t="0" r="0" b="9525"/>
+            <wp:docPr id="14" name="Picture 14"/>
             <wp:cNvGraphicFramePr>
               <a:graphicFrameLocks xmlns:a="http://schemas.openxmlformats.org/drawingml/2006/main" noChangeAspect="1"/>
             </wp:cNvGraphicFramePr>
@@ -911,81 +950,6 @@
                   <pic:spPr>
                     <a:xfrm>
                       <a:off x="0" y="0"/>
-                      <a:ext cx="5791200" cy="1885950"/>
-                    </a:xfrm>
-                    <a:prstGeom prst="rect">
-                      <a:avLst/>
-                    </a:prstGeom>
-                  </pic:spPr>
-                </pic:pic>
-              </a:graphicData>
-            </a:graphic>
-          </wp:inline>
-        </w:drawing>
-      </w:r>
-    </w:p>
-    <w:p>
-      <w:pPr>
-        <w:rPr>
-          <w:lang w:val="en-GB"/>
-        </w:rPr>
-      </w:pPr>
-      <w:r>
-        <w:rPr>
-          <w:lang w:val="en-GB"/>
-        </w:rPr>
-        <w:lastRenderedPageBreak/>
-        <w:t xml:space="preserve">Select only chromium and </w:t>
-      </w:r>
-      <w:proofErr w:type="spellStart"/>
-      <w:r>
-        <w:rPr>
-          <w:lang w:val="en-GB"/>
-        </w:rPr>
-        <w:t>firefox</w:t>
-      </w:r>
-      <w:proofErr w:type="spellEnd"/>
-      <w:r>
-        <w:rPr>
-          <w:lang w:val="en-GB"/>
-        </w:rPr>
-        <w:t>.</w:t>
-      </w:r>
-    </w:p>
-    <w:p>
-      <w:pPr>
-        <w:rPr>
-          <w:lang w:val="en-GB"/>
-        </w:rPr>
-      </w:pPr>
-      <w:r>
-        <w:rPr>
-          <w:noProof/>
-        </w:rPr>
-        <w:drawing>
-          <wp:inline distT="0" distB="0" distL="0" distR="0" wp14:anchorId="533CD0D9" wp14:editId="27A8855D">
-            <wp:extent cx="5810250" cy="1743075"/>
-            <wp:effectExtent l="0" t="0" r="0" b="9525"/>
-            <wp:docPr id="14" name="Picture 14"/>
-            <wp:cNvGraphicFramePr>
-              <a:graphicFrameLocks xmlns:a="http://schemas.openxmlformats.org/drawingml/2006/main" noChangeAspect="1"/>
-            </wp:cNvGraphicFramePr>
-            <a:graphic xmlns:a="http://schemas.openxmlformats.org/drawingml/2006/main">
-              <a:graphicData uri="http://schemas.openxmlformats.org/drawingml/2006/picture">
-                <pic:pic xmlns:pic="http://schemas.openxmlformats.org/drawingml/2006/picture">
-                  <pic:nvPicPr>
-                    <pic:cNvPr id="0" name=""/>
-                    <pic:cNvPicPr/>
-                  </pic:nvPicPr>
-                  <pic:blipFill>
-                    <a:blip r:embed="rId17"/>
-                    <a:stretch>
-                      <a:fillRect/>
-                    </a:stretch>
-                  </pic:blipFill>
-                  <pic:spPr>
-                    <a:xfrm>
-                      <a:off x="0" y="0"/>
                       <a:ext cx="5810250" cy="1743075"/>
                     </a:xfrm>
                     <a:prstGeom prst="rect">
@@ -1023,7 +987,7 @@
           <w:noProof/>
         </w:rPr>
         <w:drawing>
-          <wp:inline distT="0" distB="0" distL="0" distR="0" wp14:anchorId="374D9714" wp14:editId="36A9B4DB">
+          <wp:inline distT="0" distB="0" distL="0" distR="0">
             <wp:extent cx="5619750" cy="1143000"/>
             <wp:effectExtent l="76200" t="76200" r="114300" b="114300"/>
             <wp:docPr id="15" name="Picture 15"/>
@@ -1038,7 +1002,7 @@
                     <pic:cNvPicPr/>
                   </pic:nvPicPr>
                   <pic:blipFill>
-                    <a:blip r:embed="rId18"/>
+                    <a:blip r:embed="rId17"/>
                     <a:stretch>
                       <a:fillRect/>
                     </a:stretch>
@@ -1097,7 +1061,7 @@
           <w:noProof/>
         </w:rPr>
         <w:drawing>
-          <wp:inline distT="0" distB="0" distL="0" distR="0" wp14:anchorId="102103B1" wp14:editId="10D7A169">
+          <wp:inline distT="0" distB="0" distL="0" distR="0">
             <wp:extent cx="5943600" cy="1990090"/>
             <wp:effectExtent l="76200" t="76200" r="114300" b="105410"/>
             <wp:docPr id="16" name="Picture 16"/>
@@ -1112,7 +1076,7 @@
                     <pic:cNvPicPr/>
                   </pic:nvPicPr>
                   <pic:blipFill>
-                    <a:blip r:embed="rId19"/>
+                    <a:blip r:embed="rId18"/>
                     <a:stretch>
                       <a:fillRect/>
                     </a:stretch>
@@ -1206,6 +1170,348 @@
       </w:pPr>
       <w:bookmarkStart w:id="0" w:name="_GoBack"/>
       <w:bookmarkEnd w:id="0"/>
+      <w:r>
+        <w:rPr>
+          <w:lang w:val="en-GB"/>
+        </w:rPr>
+        <w:t>We import test and expect fr</w:t>
+      </w:r>
+      <w:r>
+        <w:rPr>
+          <w:lang w:val="en-GB"/>
+        </w:rPr>
+        <w:t>om the playwright test packet which is the testing library of playwright.</w:t>
+      </w:r>
+    </w:p>
+    <w:p>
+      <w:pPr>
+        <w:rPr>
+          <w:lang w:val="en-GB"/>
+        </w:rPr>
+      </w:pPr>
+      <w:r>
+        <w:rPr>
+          <w:lang w:val="en-GB"/>
+        </w:rPr>
+        <w:t>“Test” is used to write the test cases and “Expect” is used for assertions.</w:t>
+      </w:r>
+      <w:r>
+        <w:rPr>
+          <w:lang w:val="en-GB"/>
+        </w:rPr>
+        <w:t xml:space="preserve"> If we remove test or expect we will start getting errors in our test.</w:t>
+      </w:r>
+    </w:p>
+    <w:p>
+      <w:pPr>
+        <w:rPr>
+          <w:lang w:val="en-GB"/>
+        </w:rPr>
+      </w:pPr>
+      <w:r>
+        <w:rPr>
+          <w:lang w:val="en-GB"/>
+        </w:rPr>
+        <w:t>Test is a function used to define individual test case.</w:t>
+      </w:r>
+      <w:r>
+        <w:rPr>
+          <w:lang w:val="en-GB"/>
+        </w:rPr>
+        <w:t xml:space="preserve"> First parameter is the test name which describes the test. </w:t>
+      </w:r>
+      <w:proofErr w:type="spellStart"/>
+      <w:r>
+        <w:rPr>
+          <w:lang w:val="en-GB"/>
+        </w:rPr>
+        <w:t>Async</w:t>
+      </w:r>
+      <w:proofErr w:type="spellEnd"/>
+      <w:r>
+        <w:rPr>
+          <w:lang w:val="en-GB"/>
+        </w:rPr>
+        <w:t xml:space="preserve"> makes the function asynchronous. </w:t>
+      </w:r>
+      <w:r>
+        <w:rPr>
+          <w:lang w:val="en-GB"/>
+        </w:rPr>
+        <w:t>All playwright opera</w:t>
+      </w:r>
+      <w:r>
+        <w:rPr>
+          <w:lang w:val="en-GB"/>
+        </w:rPr>
+        <w:t>tions are asynchronous such as interaction with the page, waiting for an element, clicking an element</w:t>
+      </w:r>
+      <w:r>
+        <w:rPr>
+          <w:lang w:val="en-GB"/>
+        </w:rPr>
+        <w:t>, navigating to a page</w:t>
+      </w:r>
+      <w:r>
+        <w:rPr>
+          <w:lang w:val="en-GB"/>
+        </w:rPr>
+        <w:t>.</w:t>
+      </w:r>
+      <w:r>
+        <w:rPr>
+          <w:lang w:val="en-GB"/>
+        </w:rPr>
+        <w:t xml:space="preserve"> Whenever we use a</w:t>
+      </w:r>
+      <w:r>
+        <w:rPr>
+          <w:lang w:val="en-GB"/>
+        </w:rPr>
+        <w:t>n</w:t>
+      </w:r>
+      <w:r>
+        <w:rPr>
+          <w:lang w:val="en-GB"/>
+        </w:rPr>
+        <w:t xml:space="preserve"> asynchronous function we will use the </w:t>
+      </w:r>
+      <w:proofErr w:type="spellStart"/>
+      <w:r>
+        <w:rPr>
+          <w:lang w:val="en-GB"/>
+        </w:rPr>
+        <w:t>async</w:t>
+      </w:r>
+      <w:proofErr w:type="spellEnd"/>
+      <w:r>
+        <w:rPr>
+          <w:lang w:val="en-GB"/>
+        </w:rPr>
+        <w:t xml:space="preserve"> keyword. </w:t>
+      </w:r>
+    </w:p>
+    <w:p>
+      <w:pPr>
+        <w:rPr>
+          <w:lang w:val="en-GB"/>
+        </w:rPr>
+      </w:pPr>
+      <w:r>
+        <w:rPr>
+          <w:lang w:val="en-GB"/>
+        </w:rPr>
+        <w:t xml:space="preserve">Page is an instance of playwright page class. </w:t>
+      </w:r>
+      <w:r>
+        <w:rPr>
+          <w:lang w:val="en-GB"/>
+        </w:rPr>
+        <w:t>We use it to interact with browser page by calling method as navigating, cli</w:t>
+      </w:r>
+      <w:r>
+        <w:rPr>
+          <w:lang w:val="en-GB"/>
+        </w:rPr>
+        <w:t xml:space="preserve">cking, typing etc. </w:t>
+      </w:r>
+      <w:proofErr w:type="gramStart"/>
+      <w:r>
+        <w:rPr>
+          <w:lang w:val="en-GB"/>
+        </w:rPr>
+        <w:t>Await</w:t>
+      </w:r>
+      <w:proofErr w:type="gramEnd"/>
+      <w:r>
+        <w:rPr>
+          <w:lang w:val="en-GB"/>
+        </w:rPr>
+        <w:t xml:space="preserve"> keyword is used to ensure before each user interaction. %this ensures that first </w:t>
+      </w:r>
+      <w:r>
+        <w:rPr>
+          <w:lang w:val="en-GB"/>
+        </w:rPr>
+        <w:t xml:space="preserve">operation is completed before the next operation is </w:t>
+      </w:r>
+      <w:r>
+        <w:rPr>
+          <w:lang w:val="en-GB"/>
+        </w:rPr>
+        <w:t>triggered</w:t>
+      </w:r>
+      <w:r>
+        <w:rPr>
+          <w:lang w:val="en-GB"/>
+        </w:rPr>
+        <w:t>.</w:t>
+      </w:r>
+      <w:r>
+        <w:rPr>
+          <w:lang w:val="en-GB"/>
+        </w:rPr>
+        <w:t xml:space="preserve"> Since playwright function returns promises we need to handle with </w:t>
+      </w:r>
+      <w:proofErr w:type="spellStart"/>
+      <w:r>
+        <w:rPr>
+          <w:lang w:val="en-GB"/>
+        </w:rPr>
+        <w:t>async</w:t>
+      </w:r>
+      <w:proofErr w:type="spellEnd"/>
+      <w:r>
+        <w:rPr>
+          <w:lang w:val="en-GB"/>
+        </w:rPr>
+        <w:t xml:space="preserve"> and </w:t>
+      </w:r>
+      <w:proofErr w:type="gramStart"/>
+      <w:r>
+        <w:rPr>
+          <w:lang w:val="en-GB"/>
+        </w:rPr>
+        <w:t>await</w:t>
+      </w:r>
+      <w:proofErr w:type="gramEnd"/>
+      <w:r>
+        <w:rPr>
+          <w:lang w:val="en-GB"/>
+        </w:rPr>
+        <w:t xml:space="preserve">. </w:t>
+      </w:r>
+      <w:r>
+        <w:rPr>
+          <w:lang w:val="en-GB"/>
+        </w:rPr>
+        <w:t>We can also do the same operation using “then”</w:t>
+      </w:r>
+      <w:r>
+        <w:rPr>
+          <w:lang w:val="en-GB"/>
+        </w:rPr>
+        <w:t xml:space="preserve"> if we don’t want to </w:t>
+      </w:r>
+      <w:r>
+        <w:rPr>
+          <w:lang w:val="en-GB"/>
+        </w:rPr>
+        <w:t>use</w:t>
+      </w:r>
+      <w:r>
+        <w:rPr>
+          <w:lang w:val="en-GB"/>
+        </w:rPr>
+        <w:t xml:space="preserve"> await and </w:t>
+      </w:r>
+      <w:proofErr w:type="spellStart"/>
+      <w:r>
+        <w:rPr>
+          <w:lang w:val="en-GB"/>
+        </w:rPr>
+        <w:t>async</w:t>
+      </w:r>
+      <w:proofErr w:type="spellEnd"/>
+      <w:r>
+        <w:rPr>
+          <w:lang w:val="en-GB"/>
+        </w:rPr>
+        <w:t>.</w:t>
+      </w:r>
+    </w:p>
+    <w:p>
+      <w:pPr>
+        <w:rPr>
+          <w:lang w:val="en-GB"/>
+        </w:rPr>
+      </w:pPr>
+      <w:proofErr w:type="spellStart"/>
+      <w:proofErr w:type="gramStart"/>
+      <w:r>
+        <w:rPr>
+          <w:lang w:val="en-GB"/>
+        </w:rPr>
+        <w:t>Page.title</w:t>
+      </w:r>
+      <w:proofErr w:type="spellEnd"/>
+      <w:r>
+        <w:rPr>
+          <w:lang w:val="en-GB"/>
+        </w:rPr>
+        <w:t>(</w:t>
+      </w:r>
+      <w:proofErr w:type="gramEnd"/>
+      <w:r>
+        <w:rPr>
+          <w:lang w:val="en-GB"/>
+        </w:rPr>
+        <w:t>) -&gt; returns the title of the web page.</w:t>
+      </w:r>
+    </w:p>
+    <w:p>
+      <w:pPr>
+        <w:rPr>
+          <w:lang w:val="en-GB"/>
+        </w:rPr>
+      </w:pPr>
+      <w:r>
+        <w:rPr>
+          <w:noProof/>
+        </w:rPr>
+        <w:drawing>
+          <wp:inline distT="0" distB="0" distL="0" distR="0">
+            <wp:extent cx="5943600" cy="2888381"/>
+            <wp:effectExtent l="38100" t="57150" r="114300" b="102469"/>
+            <wp:docPr id="3" name="Picture 1"/>
+            <wp:cNvGraphicFramePr>
+              <a:graphicFrameLocks xmlns:a="http://schemas.openxmlformats.org/drawingml/2006/main" noChangeAspect="1"/>
+            </wp:cNvGraphicFramePr>
+            <a:graphic xmlns:a="http://schemas.openxmlformats.org/drawingml/2006/main">
+              <a:graphicData uri="http://schemas.openxmlformats.org/drawingml/2006/picture">
+                <pic:pic xmlns:pic="http://schemas.openxmlformats.org/drawingml/2006/picture">
+                  <pic:nvPicPr>
+                    <pic:cNvPr id="0" name="Picture 1"/>
+                    <pic:cNvPicPr>
+                      <a:picLocks noChangeAspect="1" noChangeArrowheads="1"/>
+                    </pic:cNvPicPr>
+                  </pic:nvPicPr>
+                  <pic:blipFill>
+                    <a:blip r:embed="rId19"/>
+                    <a:srcRect/>
+                    <a:stretch>
+                      <a:fillRect/>
+                    </a:stretch>
+                  </pic:blipFill>
+                  <pic:spPr bwMode="auto">
+                    <a:xfrm>
+                      <a:off x="0" y="0"/>
+                      <a:ext cx="5943600" cy="2888381"/>
+                    </a:xfrm>
+                    <a:prstGeom prst="rect">
+                      <a:avLst/>
+                    </a:prstGeom>
+                    <a:ln w="38100" cap="sq">
+                      <a:solidFill>
+                        <a:srgbClr val="000000"/>
+                      </a:solidFill>
+                      <a:prstDash val="solid"/>
+                      <a:miter lim="800000"/>
+                    </a:ln>
+                    <a:effectLst>
+                      <a:outerShdw blurRad="50800" dist="38100" dir="2700000" algn="tl" rotWithShape="0">
+                        <a:srgbClr val="000000">
+                          <a:alpha val="43000"/>
+                        </a:srgbClr>
+                      </a:outerShdw>
+                    </a:effectLst>
+                  </pic:spPr>
+                </pic:pic>
+              </a:graphicData>
+            </a:graphic>
+          </wp:inline>
+        </w:drawing>
+      </w:r>
     </w:p>
     <w:sectPr>
       <w:pgSz w:w="12240" w:h="15840"/>
@@ -1218,7 +1524,7 @@
 </file>
 
 <file path=word/numbering.xml><?xml version="1.0" encoding="utf-8"?>
-<w:numbering xmlns:wpc="http://schemas.microsoft.com/office/word/2010/wordprocessingCanvas" xmlns:mc="http://schemas.openxmlformats.org/markup-compatibility/2006" xmlns:o="urn:schemas-microsoft-com:office:office" xmlns:r="http://schemas.openxmlformats.org/officeDocument/2006/relationships" xmlns:m="http://schemas.openxmlformats.org/officeDocument/2006/math" xmlns:v="urn:schemas-microsoft-com:vml" xmlns:wp14="http://schemas.microsoft.com/office/word/2010/wordprocessingDrawing" xmlns:wp="http://schemas.openxmlformats.org/drawingml/2006/wordprocessingDrawing" xmlns:w10="urn:schemas-microsoft-com:office:word" xmlns:w="http://schemas.openxmlformats.org/wordprocessingml/2006/main" xmlns:w14="http://schemas.microsoft.com/office/word/2010/wordml" xmlns:wpg="http://schemas.microsoft.com/office/word/2010/wordprocessingGroup" xmlns:wpi="http://schemas.microsoft.com/office/word/2010/wordprocessingInk" xmlns:wne="http://schemas.microsoft.com/office/word/2006/wordml" xmlns:wps="http://schemas.microsoft.com/office/word/2010/wordprocessingShape" mc:Ignorable="w14 wp14">
+<w:numbering xmlns:ve="http://schemas.openxmlformats.org/markup-compatibility/2006" xmlns:o="urn:schemas-microsoft-com:office:office" xmlns:r="http://schemas.openxmlformats.org/officeDocument/2006/relationships" xmlns:m="http://schemas.openxmlformats.org/officeDocument/2006/math" xmlns:v="urn:schemas-microsoft-com:vml" xmlns:wp="http://schemas.openxmlformats.org/drawingml/2006/wordprocessingDrawing" xmlns:w10="urn:schemas-microsoft-com:office:word" xmlns:w="http://schemas.openxmlformats.org/wordprocessingml/2006/main" xmlns:wne="http://schemas.microsoft.com/office/word/2006/wordml">
   <w:abstractNum w:abstractNumId="0">
     <w:nsid w:val="0B184DF6"/>
     <w:multiLevelType w:val="hybridMultilevel"/>
@@ -1407,7 +1713,7 @@
 </file>
 
 <file path=word/styles.xml><?xml version="1.0" encoding="utf-8"?>
-<w:styles xmlns:mc="http://schemas.openxmlformats.org/markup-compatibility/2006" xmlns:r="http://schemas.openxmlformats.org/officeDocument/2006/relationships" xmlns:w="http://schemas.openxmlformats.org/wordprocessingml/2006/main" xmlns:w14="http://schemas.microsoft.com/office/word/2010/wordml" mc:Ignorable="w14">
+<w:styles xmlns:r="http://schemas.openxmlformats.org/officeDocument/2006/relationships" xmlns:w="http://schemas.openxmlformats.org/wordprocessingml/2006/main">
   <w:docDefaults>
     <w:rPrDefault>
       <w:rPr>
@@ -1565,6 +1871,7 @@
   <w:style w:type="paragraph" w:default="1" w:styleId="Normal">
     <w:name w:val="Normal"/>
     <w:qFormat/>
+    <w:rsid w:val="00993A8C"/>
   </w:style>
   <w:style w:type="character" w:default="1" w:styleId="DefaultParagraphFont">
     <w:name w:val="Default Paragraph Font"/>
@@ -1577,6 +1884,7 @@
     <w:uiPriority w:val="99"/>
     <w:semiHidden/>
     <w:unhideWhenUsed/>
+    <w:qFormat/>
     <w:tblPr>
       <w:tblInd w:w="0" w:type="dxa"/>
       <w:tblCellMar>

--- a/typeScriptPlaywright/docs/2. Playwright Intro.docx
+++ b/typeScriptPlaywright/docs/2. Playwright Intro.docx
@@ -1,6 +1,6 @@
 
 <file path=word/document.xml><?xml version="1.0" encoding="utf-8"?>
-<w:document xmlns:ve="http://schemas.openxmlformats.org/markup-compatibility/2006" xmlns:o="urn:schemas-microsoft-com:office:office" xmlns:r="http://schemas.openxmlformats.org/officeDocument/2006/relationships" xmlns:m="http://schemas.openxmlformats.org/officeDocument/2006/math" xmlns:v="urn:schemas-microsoft-com:vml" xmlns:wp="http://schemas.openxmlformats.org/drawingml/2006/wordprocessingDrawing" xmlns:w10="urn:schemas-microsoft-com:office:word" xmlns:w="http://schemas.openxmlformats.org/wordprocessingml/2006/main" xmlns:wne="http://schemas.microsoft.com/office/word/2006/wordml">
+<w:document xmlns:wpc="http://schemas.microsoft.com/office/word/2010/wordprocessingCanvas" xmlns:mc="http://schemas.openxmlformats.org/markup-compatibility/2006" xmlns:o="urn:schemas-microsoft-com:office:office" xmlns:r="http://schemas.openxmlformats.org/officeDocument/2006/relationships" xmlns:m="http://schemas.openxmlformats.org/officeDocument/2006/math" xmlns:v="urn:schemas-microsoft-com:vml" xmlns:wp14="http://schemas.microsoft.com/office/word/2010/wordprocessingDrawing" xmlns:wp="http://schemas.openxmlformats.org/drawingml/2006/wordprocessingDrawing" xmlns:w10="urn:schemas-microsoft-com:office:word" xmlns:w="http://schemas.openxmlformats.org/wordprocessingml/2006/main" xmlns:w14="http://schemas.microsoft.com/office/word/2010/wordml" xmlns:wpg="http://schemas.microsoft.com/office/word/2010/wordprocessingGroup" xmlns:wpi="http://schemas.microsoft.com/office/word/2010/wordprocessingInk" xmlns:wne="http://schemas.microsoft.com/office/word/2006/wordml" xmlns:wps="http://schemas.microsoft.com/office/word/2010/wordprocessingShape" mc:Ignorable="w14 wp14">
   <w:body>
     <w:p>
       <w:pPr>
@@ -36,7 +36,7 @@
         </w:rPr>
         <w:t xml:space="preserve">We can find playwright documentation in: </w:t>
       </w:r>
-      <w:hyperlink r:id="rId5" w:history="1">
+      <w:hyperlink r:id="rId6" w:history="1">
         <w:r>
           <w:rPr>
             <w:rStyle w:val="Hyperlink"/>
@@ -101,7 +101,7 @@
                     <pic:cNvPicPr/>
                   </pic:nvPicPr>
                   <pic:blipFill>
-                    <a:blip r:embed="rId6"/>
+                    <a:blip r:embed="rId7"/>
                     <a:stretch>
                       <a:fillRect/>
                     </a:stretch>
@@ -193,7 +193,7 @@
                     <pic:cNvPicPr/>
                   </pic:nvPicPr>
                   <pic:blipFill>
-                    <a:blip r:embed="rId7"/>
+                    <a:blip r:embed="rId8"/>
                     <a:stretch>
                       <a:fillRect/>
                     </a:stretch>
@@ -359,7 +359,7 @@
                     <pic:cNvPicPr/>
                   </pic:nvPicPr>
                   <pic:blipFill>
-                    <a:blip r:embed="rId8"/>
+                    <a:blip r:embed="rId9"/>
                     <a:stretch>
                       <a:fillRect/>
                     </a:stretch>
@@ -415,7 +415,7 @@
                     <pic:cNvPicPr/>
                   </pic:nvPicPr>
                   <pic:blipFill rotWithShape="1">
-                    <a:blip r:embed="rId9"/>
+                    <a:blip r:embed="rId10"/>
                     <a:srcRect t="2529" b="5899"/>
                     <a:stretch/>
                   </pic:blipFill>
@@ -445,7 +445,7 @@
                     </a:effectLst>
                     <a:extLst>
                       <a:ext uri="{53640926-AAD7-44D8-BBD7-CCE9431645EC}">
-                        <a14:shadowObscured xmlns:a14="http://schemas.microsoft.com/office/drawing/2010/main" xmlns:wps="http://schemas.microsoft.com/office/word/2010/wordprocessingShape" xmlns:wpi="http://schemas.microsoft.com/office/word/2010/wordprocessingInk" xmlns:wpg="http://schemas.microsoft.com/office/word/2010/wordprocessingGroup" xmlns:w14="http://schemas.microsoft.com/office/word/2010/wordml" xmlns:w="http://schemas.openxmlformats.org/wordprocessingml/2006/main" xmlns:w10="urn:schemas-microsoft-com:office:word" xmlns:wp14="http://schemas.microsoft.com/office/word/2010/wordprocessingDrawing" xmlns:v="urn:schemas-microsoft-com:vml" xmlns:o="urn:schemas-microsoft-com:office:office" xmlns:mc="http://schemas.openxmlformats.org/markup-compatibility/2006" xmlns:wpc="http://schemas.microsoft.com/office/word/2010/wordprocessingCanvas" xmlns=""/>
+                        <a14:shadowObscured xmlns:a14="http://schemas.microsoft.com/office/drawing/2010/main"/>
                       </a:ext>
                     </a:extLst>
                   </pic:spPr>
@@ -497,7 +497,7 @@
                     <pic:cNvPicPr/>
                   </pic:nvPicPr>
                   <pic:blipFill rotWithShape="1">
-                    <a:blip r:embed="rId10"/>
+                    <a:blip r:embed="rId11"/>
                     <a:srcRect b="53927"/>
                     <a:stretch/>
                   </pic:blipFill>
@@ -525,7 +525,7 @@
                     </a:effectLst>
                     <a:extLst>
                       <a:ext uri="{53640926-AAD7-44D8-BBD7-CCE9431645EC}">
-                        <a14:shadowObscured xmlns:a14="http://schemas.microsoft.com/office/drawing/2010/main" xmlns:wps="http://schemas.microsoft.com/office/word/2010/wordprocessingShape" xmlns:wpi="http://schemas.microsoft.com/office/word/2010/wordprocessingInk" xmlns:wpg="http://schemas.microsoft.com/office/word/2010/wordprocessingGroup" xmlns:w14="http://schemas.microsoft.com/office/word/2010/wordml" xmlns:w="http://schemas.openxmlformats.org/wordprocessingml/2006/main" xmlns:w10="urn:schemas-microsoft-com:office:word" xmlns:wp14="http://schemas.microsoft.com/office/word/2010/wordprocessingDrawing" xmlns:v="urn:schemas-microsoft-com:vml" xmlns:o="urn:schemas-microsoft-com:office:office" xmlns:mc="http://schemas.openxmlformats.org/markup-compatibility/2006" xmlns:wpc="http://schemas.microsoft.com/office/word/2010/wordprocessingCanvas" xmlns=""/>
+                        <a14:shadowObscured xmlns:a14="http://schemas.microsoft.com/office/drawing/2010/main"/>
                       </a:ext>
                     </a:extLst>
                   </pic:spPr>
@@ -568,7 +568,7 @@
                     <pic:cNvPicPr/>
                   </pic:nvPicPr>
                   <pic:blipFill>
-                    <a:blip r:embed="rId11"/>
+                    <a:blip r:embed="rId12"/>
                     <a:stretch>
                       <a:fillRect/>
                     </a:stretch>
@@ -659,7 +659,7 @@
                     <pic:cNvPicPr/>
                   </pic:nvPicPr>
                   <pic:blipFill>
-                    <a:blip r:embed="rId12"/>
+                    <a:blip r:embed="rId13"/>
                     <a:stretch>
                       <a:fillRect/>
                     </a:stretch>
@@ -733,7 +733,7 @@
                     <pic:cNvPicPr/>
                   </pic:nvPicPr>
                   <pic:blipFill>
-                    <a:blip r:embed="rId13"/>
+                    <a:blip r:embed="rId14"/>
                     <a:stretch>
                       <a:fillRect/>
                     </a:stretch>
@@ -807,7 +807,7 @@
                     <pic:cNvPicPr/>
                   </pic:nvPicPr>
                   <pic:blipFill>
-                    <a:blip r:embed="rId14"/>
+                    <a:blip r:embed="rId15"/>
                     <a:stretch>
                       <a:fillRect/>
                     </a:stretch>
@@ -856,81 +856,6 @@
             <wp:extent cx="5791200" cy="1885950"/>
             <wp:effectExtent l="0" t="0" r="0" b="0"/>
             <wp:docPr id="13" name="Picture 13"/>
-            <wp:cNvGraphicFramePr>
-              <a:graphicFrameLocks xmlns:a="http://schemas.openxmlformats.org/drawingml/2006/main" noChangeAspect="1"/>
-            </wp:cNvGraphicFramePr>
-            <a:graphic xmlns:a="http://schemas.openxmlformats.org/drawingml/2006/main">
-              <a:graphicData uri="http://schemas.openxmlformats.org/drawingml/2006/picture">
-                <pic:pic xmlns:pic="http://schemas.openxmlformats.org/drawingml/2006/picture">
-                  <pic:nvPicPr>
-                    <pic:cNvPr id="0" name=""/>
-                    <pic:cNvPicPr/>
-                  </pic:nvPicPr>
-                  <pic:blipFill>
-                    <a:blip r:embed="rId15"/>
-                    <a:stretch>
-                      <a:fillRect/>
-                    </a:stretch>
-                  </pic:blipFill>
-                  <pic:spPr>
-                    <a:xfrm>
-                      <a:off x="0" y="0"/>
-                      <a:ext cx="5791200" cy="1885950"/>
-                    </a:xfrm>
-                    <a:prstGeom prst="rect">
-                      <a:avLst/>
-                    </a:prstGeom>
-                  </pic:spPr>
-                </pic:pic>
-              </a:graphicData>
-            </a:graphic>
-          </wp:inline>
-        </w:drawing>
-      </w:r>
-    </w:p>
-    <w:p>
-      <w:pPr>
-        <w:rPr>
-          <w:lang w:val="en-GB"/>
-        </w:rPr>
-      </w:pPr>
-      <w:r>
-        <w:rPr>
-          <w:lang w:val="en-GB"/>
-        </w:rPr>
-        <w:lastRenderedPageBreak/>
-        <w:t xml:space="preserve">Select only chromium and </w:t>
-      </w:r>
-      <w:proofErr w:type="spellStart"/>
-      <w:r>
-        <w:rPr>
-          <w:lang w:val="en-GB"/>
-        </w:rPr>
-        <w:t>firefox</w:t>
-      </w:r>
-      <w:proofErr w:type="spellEnd"/>
-      <w:r>
-        <w:rPr>
-          <w:lang w:val="en-GB"/>
-        </w:rPr>
-        <w:t>.</w:t>
-      </w:r>
-    </w:p>
-    <w:p>
-      <w:pPr>
-        <w:rPr>
-          <w:lang w:val="en-GB"/>
-        </w:rPr>
-      </w:pPr>
-      <w:r>
-        <w:rPr>
-          <w:noProof/>
-        </w:rPr>
-        <w:drawing>
-          <wp:inline distT="0" distB="0" distL="0" distR="0">
-            <wp:extent cx="5810250" cy="1743075"/>
-            <wp:effectExtent l="0" t="0" r="0" b="9525"/>
-            <wp:docPr id="14" name="Picture 14"/>
             <wp:cNvGraphicFramePr>
               <a:graphicFrameLocks xmlns:a="http://schemas.openxmlformats.org/drawingml/2006/main" noChangeAspect="1"/>
             </wp:cNvGraphicFramePr>
@@ -950,6 +875,81 @@
                   <pic:spPr>
                     <a:xfrm>
                       <a:off x="0" y="0"/>
+                      <a:ext cx="5791200" cy="1885950"/>
+                    </a:xfrm>
+                    <a:prstGeom prst="rect">
+                      <a:avLst/>
+                    </a:prstGeom>
+                  </pic:spPr>
+                </pic:pic>
+              </a:graphicData>
+            </a:graphic>
+          </wp:inline>
+        </w:drawing>
+      </w:r>
+    </w:p>
+    <w:p>
+      <w:pPr>
+        <w:rPr>
+          <w:lang w:val="en-GB"/>
+        </w:rPr>
+      </w:pPr>
+      <w:r>
+        <w:rPr>
+          <w:lang w:val="en-GB"/>
+        </w:rPr>
+        <w:lastRenderedPageBreak/>
+        <w:t xml:space="preserve">Select only chromium and </w:t>
+      </w:r>
+      <w:proofErr w:type="spellStart"/>
+      <w:r>
+        <w:rPr>
+          <w:lang w:val="en-GB"/>
+        </w:rPr>
+        <w:t>firefox</w:t>
+      </w:r>
+      <w:proofErr w:type="spellEnd"/>
+      <w:r>
+        <w:rPr>
+          <w:lang w:val="en-GB"/>
+        </w:rPr>
+        <w:t>.</w:t>
+      </w:r>
+    </w:p>
+    <w:p>
+      <w:pPr>
+        <w:rPr>
+          <w:lang w:val="en-GB"/>
+        </w:rPr>
+      </w:pPr>
+      <w:r>
+        <w:rPr>
+          <w:noProof/>
+        </w:rPr>
+        <w:drawing>
+          <wp:inline distT="0" distB="0" distL="0" distR="0">
+            <wp:extent cx="5810250" cy="1743075"/>
+            <wp:effectExtent l="0" t="0" r="0" b="9525"/>
+            <wp:docPr id="14" name="Picture 14"/>
+            <wp:cNvGraphicFramePr>
+              <a:graphicFrameLocks xmlns:a="http://schemas.openxmlformats.org/drawingml/2006/main" noChangeAspect="1"/>
+            </wp:cNvGraphicFramePr>
+            <a:graphic xmlns:a="http://schemas.openxmlformats.org/drawingml/2006/main">
+              <a:graphicData uri="http://schemas.openxmlformats.org/drawingml/2006/picture">
+                <pic:pic xmlns:pic="http://schemas.openxmlformats.org/drawingml/2006/picture">
+                  <pic:nvPicPr>
+                    <pic:cNvPr id="0" name=""/>
+                    <pic:cNvPicPr/>
+                  </pic:nvPicPr>
+                  <pic:blipFill>
+                    <a:blip r:embed="rId17"/>
+                    <a:stretch>
+                      <a:fillRect/>
+                    </a:stretch>
+                  </pic:blipFill>
+                  <pic:spPr>
+                    <a:xfrm>
+                      <a:off x="0" y="0"/>
                       <a:ext cx="5810250" cy="1743075"/>
                     </a:xfrm>
                     <a:prstGeom prst="rect">
@@ -1002,7 +1002,7 @@
                     <pic:cNvPicPr/>
                   </pic:nvPicPr>
                   <pic:blipFill>
-                    <a:blip r:embed="rId17"/>
+                    <a:blip r:embed="rId18"/>
                     <a:stretch>
                       <a:fillRect/>
                     </a:stretch>
@@ -1076,7 +1076,7 @@
                     <pic:cNvPicPr/>
                   </pic:nvPicPr>
                   <pic:blipFill>
-                    <a:blip r:embed="rId18"/>
+                    <a:blip r:embed="rId19"/>
                     <a:stretch>
                       <a:fillRect/>
                     </a:stretch>
@@ -1168,8 +1168,6 @@
           <w:lang w:val="en-GB"/>
         </w:rPr>
       </w:pPr>
-      <w:bookmarkStart w:id="0" w:name="_GoBack"/>
-      <w:bookmarkEnd w:id="0"/>
       <w:r>
         <w:rPr>
           <w:lang w:val="en-GB"/>
@@ -1477,7 +1475,7 @@
                     </pic:cNvPicPr>
                   </pic:nvPicPr>
                   <pic:blipFill>
-                    <a:blip r:embed="rId19"/>
+                    <a:blip r:embed="rId20"/>
                     <a:srcRect/>
                     <a:stretch>
                       <a:fillRect/>
@@ -1513,6 +1511,89 @@
         </w:drawing>
       </w:r>
     </w:p>
+    <w:p>
+      <w:pPr>
+        <w:rPr>
+          <w:lang w:val="en-GB"/>
+        </w:rPr>
+      </w:pPr>
+      <w:r>
+        <w:rPr>
+          <w:lang w:val="en-GB"/>
+        </w:rPr>
+        <w:t>For learning purpose we will ad</w:t>
+      </w:r>
+      <w:r>
+        <w:rPr>
+          <w:lang w:val="en-GB"/>
+        </w:rPr>
+        <w:t>d some delay to the application so that we are able to see the execution.</w:t>
+      </w:r>
+    </w:p>
+    <w:p>
+      <w:pPr>
+        <w:rPr>
+          <w:lang w:val="en-GB"/>
+        </w:rPr>
+      </w:pPr>
+      <w:bookmarkStart w:id="0" w:name="_GoBack"/>
+      <w:r>
+        <w:rPr>
+          <w:noProof/>
+        </w:rPr>
+        <w:lastRenderedPageBreak/>
+        <w:drawing>
+          <wp:inline distT="0" distB="0" distL="0" distR="0" wp14:anchorId="5A9D8B5A" wp14:editId="0765D355">
+            <wp:extent cx="4086225" cy="5524500"/>
+            <wp:effectExtent l="76200" t="76200" r="123825" b="114300"/>
+            <wp:docPr id="7" name="Picture 7"/>
+            <wp:cNvGraphicFramePr>
+              <a:graphicFrameLocks xmlns:a="http://schemas.openxmlformats.org/drawingml/2006/main" noChangeAspect="1"/>
+            </wp:cNvGraphicFramePr>
+            <a:graphic xmlns:a="http://schemas.openxmlformats.org/drawingml/2006/main">
+              <a:graphicData uri="http://schemas.openxmlformats.org/drawingml/2006/picture">
+                <pic:pic xmlns:pic="http://schemas.openxmlformats.org/drawingml/2006/picture">
+                  <pic:nvPicPr>
+                    <pic:cNvPr id="0" name=""/>
+                    <pic:cNvPicPr/>
+                  </pic:nvPicPr>
+                  <pic:blipFill>
+                    <a:blip r:embed="rId21"/>
+                    <a:stretch>
+                      <a:fillRect/>
+                    </a:stretch>
+                  </pic:blipFill>
+                  <pic:spPr>
+                    <a:xfrm>
+                      <a:off x="0" y="0"/>
+                      <a:ext cx="4086225" cy="5524500"/>
+                    </a:xfrm>
+                    <a:prstGeom prst="rect">
+                      <a:avLst/>
+                    </a:prstGeom>
+                    <a:ln w="38100" cap="sq">
+                      <a:solidFill>
+                        <a:srgbClr val="000000"/>
+                      </a:solidFill>
+                      <a:prstDash val="solid"/>
+                      <a:miter lim="800000"/>
+                    </a:ln>
+                    <a:effectLst>
+                      <a:outerShdw blurRad="50800" dist="38100" dir="2700000" algn="tl" rotWithShape="0">
+                        <a:srgbClr val="000000">
+                          <a:alpha val="43000"/>
+                        </a:srgbClr>
+                      </a:outerShdw>
+                    </a:effectLst>
+                  </pic:spPr>
+                </pic:pic>
+              </a:graphicData>
+            </a:graphic>
+          </wp:inline>
+        </w:drawing>
+      </w:r>
+      <w:bookmarkEnd w:id="0"/>
+    </w:p>
     <w:sectPr>
       <w:pgSz w:w="12240" w:h="15840"/>
       <w:pgMar w:top="1440" w:right="1440" w:bottom="1440" w:left="1440" w:header="708" w:footer="708" w:gutter="0"/>
@@ -1524,7 +1605,7 @@
 </file>
 
 <file path=word/numbering.xml><?xml version="1.0" encoding="utf-8"?>
-<w:numbering xmlns:ve="http://schemas.openxmlformats.org/markup-compatibility/2006" xmlns:o="urn:schemas-microsoft-com:office:office" xmlns:r="http://schemas.openxmlformats.org/officeDocument/2006/relationships" xmlns:m="http://schemas.openxmlformats.org/officeDocument/2006/math" xmlns:v="urn:schemas-microsoft-com:vml" xmlns:wp="http://schemas.openxmlformats.org/drawingml/2006/wordprocessingDrawing" xmlns:w10="urn:schemas-microsoft-com:office:word" xmlns:w="http://schemas.openxmlformats.org/wordprocessingml/2006/main" xmlns:wne="http://schemas.microsoft.com/office/word/2006/wordml">
+<w:numbering xmlns:wpc="http://schemas.microsoft.com/office/word/2010/wordprocessingCanvas" xmlns:mc="http://schemas.openxmlformats.org/markup-compatibility/2006" xmlns:o="urn:schemas-microsoft-com:office:office" xmlns:r="http://schemas.openxmlformats.org/officeDocument/2006/relationships" xmlns:m="http://schemas.openxmlformats.org/officeDocument/2006/math" xmlns:v="urn:schemas-microsoft-com:vml" xmlns:wp14="http://schemas.microsoft.com/office/word/2010/wordprocessingDrawing" xmlns:wp="http://schemas.openxmlformats.org/drawingml/2006/wordprocessingDrawing" xmlns:w10="urn:schemas-microsoft-com:office:word" xmlns:w="http://schemas.openxmlformats.org/wordprocessingml/2006/main" xmlns:w14="http://schemas.microsoft.com/office/word/2010/wordml" xmlns:wpg="http://schemas.microsoft.com/office/word/2010/wordprocessingGroup" xmlns:wpi="http://schemas.microsoft.com/office/word/2010/wordprocessingInk" xmlns:wne="http://schemas.microsoft.com/office/word/2006/wordml" xmlns:wps="http://schemas.microsoft.com/office/word/2010/wordprocessingShape" mc:Ignorable="w14 wp14">
   <w:abstractNum w:abstractNumId="0">
     <w:nsid w:val="0B184DF6"/>
     <w:multiLevelType w:val="hybridMultilevel"/>
@@ -1713,7 +1794,7 @@
 </file>
 
 <file path=word/styles.xml><?xml version="1.0" encoding="utf-8"?>
-<w:styles xmlns:r="http://schemas.openxmlformats.org/officeDocument/2006/relationships" xmlns:w="http://schemas.openxmlformats.org/wordprocessingml/2006/main">
+<w:styles xmlns:mc="http://schemas.openxmlformats.org/markup-compatibility/2006" xmlns:r="http://schemas.openxmlformats.org/officeDocument/2006/relationships" xmlns:w="http://schemas.openxmlformats.org/wordprocessingml/2006/main" xmlns:w14="http://schemas.microsoft.com/office/word/2010/wordml" mc:Ignorable="w14">
   <w:docDefaults>
     <w:rPrDefault>
       <w:rPr>
@@ -1884,7 +1965,6 @@
     <w:uiPriority w:val="99"/>
     <w:semiHidden/>
     <w:unhideWhenUsed/>
-    <w:qFormat/>
     <w:tblPr>
       <w:tblInd w:w="0" w:type="dxa"/>
       <w:tblCellMar>

--- a/typeScriptPlaywright/docs/2. Playwright Intro.docx
+++ b/typeScriptPlaywright/docs/2. Playwright Intro.docx
@@ -1517,6 +1517,57 @@
           <w:lang w:val="en-GB"/>
         </w:rPr>
       </w:pPr>
+    </w:p>
+    <w:p>
+      <w:pPr>
+        <w:rPr>
+          <w:lang w:val="en-GB"/>
+        </w:rPr>
+      </w:pPr>
+    </w:p>
+    <w:p>
+      <w:pPr>
+        <w:rPr>
+          <w:lang w:val="en-GB"/>
+        </w:rPr>
+      </w:pPr>
+    </w:p>
+    <w:p>
+      <w:pPr>
+        <w:rPr>
+          <w:lang w:val="en-GB"/>
+        </w:rPr>
+      </w:pPr>
+    </w:p>
+    <w:p>
+      <w:pPr>
+        <w:rPr>
+          <w:lang w:val="en-GB"/>
+        </w:rPr>
+      </w:pPr>
+      <w:r>
+        <w:rPr>
+          <w:sz w:val="40"/>
+          <w:szCs w:val="40"/>
+          <w:highlight w:val="yellow"/>
+          <w:lang w:val="en-GB"/>
+        </w:rPr>
+        <w:lastRenderedPageBreak/>
+        <w:t>Browser Navigation Methods and Finding elements</w:t>
+      </w:r>
+      <w:r>
+        <w:rPr>
+          <w:lang w:val="en-GB"/>
+        </w:rPr>
+        <w:t>:</w:t>
+      </w:r>
+    </w:p>
+    <w:p>
+      <w:pPr>
+        <w:rPr>
+          <w:lang w:val="en-GB"/>
+        </w:rPr>
+      </w:pPr>
       <w:r>
         <w:rPr>
           <w:lang w:val="en-GB"/>
@@ -1536,12 +1587,10 @@
           <w:lang w:val="en-GB"/>
         </w:rPr>
       </w:pPr>
-      <w:bookmarkStart w:id="0" w:name="_GoBack"/>
       <w:r>
         <w:rPr>
           <w:noProof/>
         </w:rPr>
-        <w:lastRenderedPageBreak/>
         <w:drawing>
           <wp:inline distT="0" distB="0" distL="0" distR="0" wp14:anchorId="5A9D8B5A" wp14:editId="0765D355">
             <wp:extent cx="4086225" cy="5524500"/>
@@ -1592,6 +1641,467 @@
           </wp:inline>
         </w:drawing>
       </w:r>
+    </w:p>
+    <w:p>
+      <w:pPr>
+        <w:rPr>
+          <w:lang w:val="en-GB"/>
+        </w:rPr>
+      </w:pPr>
+      <w:r>
+        <w:rPr>
+          <w:noProof/>
+        </w:rPr>
+        <w:lastRenderedPageBreak/>
+        <w:drawing>
+          <wp:inline distT="0" distB="0" distL="0" distR="0" wp14:anchorId="0341460F" wp14:editId="22721F03">
+            <wp:extent cx="5943600" cy="2501265"/>
+            <wp:effectExtent l="76200" t="76200" r="114300" b="108585"/>
+            <wp:docPr id="6" name="Picture 6"/>
+            <wp:cNvGraphicFramePr>
+              <a:graphicFrameLocks xmlns:a="http://schemas.openxmlformats.org/drawingml/2006/main" noChangeAspect="1"/>
+            </wp:cNvGraphicFramePr>
+            <a:graphic xmlns:a="http://schemas.openxmlformats.org/drawingml/2006/main">
+              <a:graphicData uri="http://schemas.openxmlformats.org/drawingml/2006/picture">
+                <pic:pic xmlns:pic="http://schemas.openxmlformats.org/drawingml/2006/picture">
+                  <pic:nvPicPr>
+                    <pic:cNvPr id="0" name=""/>
+                    <pic:cNvPicPr/>
+                  </pic:nvPicPr>
+                  <pic:blipFill>
+                    <a:blip r:embed="rId22"/>
+                    <a:stretch>
+                      <a:fillRect/>
+                    </a:stretch>
+                  </pic:blipFill>
+                  <pic:spPr>
+                    <a:xfrm>
+                      <a:off x="0" y="0"/>
+                      <a:ext cx="5943600" cy="2501265"/>
+                    </a:xfrm>
+                    <a:prstGeom prst="rect">
+                      <a:avLst/>
+                    </a:prstGeom>
+                    <a:ln w="38100" cap="sq">
+                      <a:solidFill>
+                        <a:srgbClr val="000000"/>
+                      </a:solidFill>
+                      <a:prstDash val="solid"/>
+                      <a:miter lim="800000"/>
+                    </a:ln>
+                    <a:effectLst>
+                      <a:outerShdw blurRad="50800" dist="38100" dir="2700000" algn="tl" rotWithShape="0">
+                        <a:srgbClr val="000000">
+                          <a:alpha val="43000"/>
+                        </a:srgbClr>
+                      </a:outerShdw>
+                    </a:effectLst>
+                  </pic:spPr>
+                </pic:pic>
+              </a:graphicData>
+            </a:graphic>
+          </wp:inline>
+        </w:drawing>
+      </w:r>
+    </w:p>
+    <w:p>
+      <w:pPr>
+        <w:rPr>
+          <w:lang w:val="en-GB"/>
+        </w:rPr>
+      </w:pPr>
+      <w:r>
+        <w:rPr>
+          <w:lang w:val="en-GB"/>
+        </w:rPr>
+        <w:t>We open Gmail login screen and we see that login textbox has a property called “aria-label”</w:t>
+      </w:r>
+      <w:r>
+        <w:rPr>
+          <w:lang w:val="en-GB"/>
+        </w:rPr>
+        <w:t>.</w:t>
+      </w:r>
+    </w:p>
+    <w:p>
+      <w:pPr>
+        <w:rPr>
+          <w:lang w:val="en-GB"/>
+        </w:rPr>
+      </w:pPr>
+      <w:r>
+        <w:rPr>
+          <w:lang w:val="en-GB"/>
+        </w:rPr>
+        <w:t>Instead of identifying the element using “</w:t>
+      </w:r>
+      <w:proofErr w:type="spellStart"/>
+      <w:r>
+        <w:rPr>
+          <w:lang w:val="en-GB"/>
+        </w:rPr>
+        <w:t>page.locator</w:t>
+      </w:r>
+      <w:proofErr w:type="spellEnd"/>
+      <w:r>
+        <w:rPr>
+          <w:lang w:val="en-GB"/>
+        </w:rPr>
+        <w:t>” we can use “</w:t>
+      </w:r>
+      <w:proofErr w:type="spellStart"/>
+      <w:r>
+        <w:rPr>
+          <w:lang w:val="en-GB"/>
+        </w:rPr>
+        <w:t>page.getByLabel</w:t>
+      </w:r>
+      <w:proofErr w:type="spellEnd"/>
+      <w:r>
+        <w:rPr>
+          <w:lang w:val="en-GB"/>
+        </w:rPr>
+        <w:t>”.</w:t>
+      </w:r>
+    </w:p>
+    <w:p>
+      <w:pPr>
+        <w:rPr>
+          <w:lang w:val="en-GB"/>
+        </w:rPr>
+      </w:pPr>
+      <w:r>
+        <w:rPr>
+          <w:highlight w:val="yellow"/>
+          <w:lang w:val="en-GB"/>
+        </w:rPr>
+        <w:t>Using “fill” we will enter text in the textbox</w:t>
+      </w:r>
+      <w:r>
+        <w:rPr>
+          <w:lang w:val="en-GB"/>
+        </w:rPr>
+        <w:t>.</w:t>
+      </w:r>
+    </w:p>
+    <w:p>
+      <w:pPr>
+        <w:rPr>
+          <w:lang w:val="en-GB"/>
+        </w:rPr>
+      </w:pPr>
+      <w:r>
+        <w:rPr>
+          <w:lang w:val="en-GB"/>
+        </w:rPr>
+        <w:t xml:space="preserve">One thing to note her is that there can be other element </w:t>
+      </w:r>
+      <w:r>
+        <w:rPr>
+          <w:lang w:val="en-GB"/>
+        </w:rPr>
+        <w:t>with</w:t>
+      </w:r>
+      <w:r>
+        <w:rPr>
+          <w:lang w:val="en-GB"/>
+        </w:rPr>
+        <w:t xml:space="preserve"> the label as “Email </w:t>
+      </w:r>
+      <w:proofErr w:type="gramStart"/>
+      <w:r>
+        <w:rPr>
+          <w:lang w:val="en-GB"/>
+        </w:rPr>
+        <w:t>Or</w:t>
+      </w:r>
+      <w:proofErr w:type="gramEnd"/>
+      <w:r>
+        <w:rPr>
+          <w:lang w:val="en-GB"/>
+        </w:rPr>
+        <w:t xml:space="preserve"> Phone”</w:t>
+      </w:r>
+      <w:r>
+        <w:rPr>
+          <w:lang w:val="en-GB"/>
+        </w:rPr>
+        <w:t>. We can add some additional property in the form of regular expression.</w:t>
+      </w:r>
+      <w:r>
+        <w:rPr>
+          <w:lang w:val="en-GB"/>
+        </w:rPr>
+        <w:t xml:space="preserve"> If we want exact match of the label we can use the property exact and set it to true.</w:t>
+      </w:r>
+    </w:p>
+    <w:p>
+      <w:pPr>
+        <w:rPr>
+          <w:lang w:val="en-GB"/>
+        </w:rPr>
+      </w:pPr>
+      <w:r>
+        <w:rPr>
+          <w:noProof/>
+        </w:rPr>
+        <w:drawing>
+          <wp:inline distT="0" distB="0" distL="0" distR="0" wp14:anchorId="1C521961" wp14:editId="225F0609">
+            <wp:extent cx="5943600" cy="2473960"/>
+            <wp:effectExtent l="76200" t="76200" r="114300" b="116840"/>
+            <wp:docPr id="18" name="Picture 18"/>
+            <wp:cNvGraphicFramePr>
+              <a:graphicFrameLocks xmlns:a="http://schemas.openxmlformats.org/drawingml/2006/main" noChangeAspect="1"/>
+            </wp:cNvGraphicFramePr>
+            <a:graphic xmlns:a="http://schemas.openxmlformats.org/drawingml/2006/main">
+              <a:graphicData uri="http://schemas.openxmlformats.org/drawingml/2006/picture">
+                <pic:pic xmlns:pic="http://schemas.openxmlformats.org/drawingml/2006/picture">
+                  <pic:nvPicPr>
+                    <pic:cNvPr id="0" name=""/>
+                    <pic:cNvPicPr/>
+                  </pic:nvPicPr>
+                  <pic:blipFill>
+                    <a:blip r:embed="rId23"/>
+                    <a:stretch>
+                      <a:fillRect/>
+                    </a:stretch>
+                  </pic:blipFill>
+                  <pic:spPr>
+                    <a:xfrm>
+                      <a:off x="0" y="0"/>
+                      <a:ext cx="5943600" cy="2473960"/>
+                    </a:xfrm>
+                    <a:prstGeom prst="rect">
+                      <a:avLst/>
+                    </a:prstGeom>
+                    <a:ln w="38100" cap="sq">
+                      <a:solidFill>
+                        <a:srgbClr val="000000"/>
+                      </a:solidFill>
+                      <a:prstDash val="solid"/>
+                      <a:miter lim="800000"/>
+                    </a:ln>
+                    <a:effectLst>
+                      <a:outerShdw blurRad="50800" dist="38100" dir="2700000" algn="tl" rotWithShape="0">
+                        <a:srgbClr val="000000">
+                          <a:alpha val="43000"/>
+                        </a:srgbClr>
+                      </a:outerShdw>
+                    </a:effectLst>
+                  </pic:spPr>
+                </pic:pic>
+              </a:graphicData>
+            </a:graphic>
+          </wp:inline>
+        </w:drawing>
+      </w:r>
+    </w:p>
+    <w:p>
+      <w:pPr>
+        <w:rPr>
+          <w:lang w:val="en-GB"/>
+        </w:rPr>
+      </w:pPr>
+      <w:r>
+        <w:rPr>
+          <w:lang w:val="en-GB"/>
+        </w:rPr>
+        <w:t>Next we would like to click on the next button.</w:t>
+      </w:r>
+    </w:p>
+    <w:p>
+      <w:pPr>
+        <w:rPr>
+          <w:lang w:val="en-GB"/>
+        </w:rPr>
+      </w:pPr>
+      <w:r>
+        <w:rPr>
+          <w:noProof/>
+        </w:rPr>
+        <w:lastRenderedPageBreak/>
+        <w:drawing>
+          <wp:inline distT="0" distB="0" distL="0" distR="0" wp14:anchorId="299029E9" wp14:editId="356F209D">
+            <wp:extent cx="5943600" cy="4001135"/>
+            <wp:effectExtent l="76200" t="76200" r="114300" b="113665"/>
+            <wp:docPr id="19" name="Picture 19"/>
+            <wp:cNvGraphicFramePr>
+              <a:graphicFrameLocks xmlns:a="http://schemas.openxmlformats.org/drawingml/2006/main" noChangeAspect="1"/>
+            </wp:cNvGraphicFramePr>
+            <a:graphic xmlns:a="http://schemas.openxmlformats.org/drawingml/2006/main">
+              <a:graphicData uri="http://schemas.openxmlformats.org/drawingml/2006/picture">
+                <pic:pic xmlns:pic="http://schemas.openxmlformats.org/drawingml/2006/picture">
+                  <pic:nvPicPr>
+                    <pic:cNvPr id="0" name=""/>
+                    <pic:cNvPicPr/>
+                  </pic:nvPicPr>
+                  <pic:blipFill>
+                    <a:blip r:embed="rId24"/>
+                    <a:stretch>
+                      <a:fillRect/>
+                    </a:stretch>
+                  </pic:blipFill>
+                  <pic:spPr>
+                    <a:xfrm>
+                      <a:off x="0" y="0"/>
+                      <a:ext cx="5943600" cy="4001135"/>
+                    </a:xfrm>
+                    <a:prstGeom prst="rect">
+                      <a:avLst/>
+                    </a:prstGeom>
+                    <a:ln w="38100" cap="sq">
+                      <a:solidFill>
+                        <a:srgbClr val="000000"/>
+                      </a:solidFill>
+                      <a:prstDash val="solid"/>
+                      <a:miter lim="800000"/>
+                    </a:ln>
+                    <a:effectLst>
+                      <a:outerShdw blurRad="50800" dist="38100" dir="2700000" algn="tl" rotWithShape="0">
+                        <a:srgbClr val="000000">
+                          <a:alpha val="43000"/>
+                        </a:srgbClr>
+                      </a:outerShdw>
+                    </a:effectLst>
+                  </pic:spPr>
+                </pic:pic>
+              </a:graphicData>
+            </a:graphic>
+          </wp:inline>
+        </w:drawing>
+      </w:r>
+    </w:p>
+    <w:p>
+      <w:pPr>
+        <w:rPr>
+          <w:lang w:val="en-GB"/>
+        </w:rPr>
+      </w:pPr>
+      <w:r>
+        <w:rPr>
+          <w:lang w:val="en-GB"/>
+        </w:rPr>
+        <w:t xml:space="preserve">We see that next button is enclosed in button </w:t>
+      </w:r>
+      <w:r>
+        <w:rPr>
+          <w:lang w:val="en-GB"/>
+        </w:rPr>
+        <w:t>tag</w:t>
+      </w:r>
+      <w:r>
+        <w:rPr>
+          <w:lang w:val="en-GB"/>
+        </w:rPr>
+        <w:t xml:space="preserve">. We can put regular expression </w:t>
+      </w:r>
+      <w:r>
+        <w:rPr>
+          <w:lang w:val="en-GB"/>
+        </w:rPr>
+        <w:t xml:space="preserve">to </w:t>
+      </w:r>
+      <w:r>
+        <w:rPr>
+          <w:lang w:val="en-GB"/>
+        </w:rPr>
+        <w:t>filter</w:t>
+      </w:r>
+      <w:r>
+        <w:rPr>
+          <w:lang w:val="en-GB"/>
+        </w:rPr>
+        <w:t xml:space="preserve"> </w:t>
+      </w:r>
+      <w:r>
+        <w:rPr>
+          <w:lang w:val="en-GB"/>
+        </w:rPr>
+        <w:t>by text.</w:t>
+      </w:r>
+    </w:p>
+    <w:p>
+      <w:pPr>
+        <w:rPr>
+          <w:lang w:val="en-GB"/>
+        </w:rPr>
+      </w:pPr>
+      <w:r>
+        <w:rPr>
+          <w:noProof/>
+        </w:rPr>
+        <w:drawing>
+          <wp:inline distT="0" distB="0" distL="0" distR="0" wp14:anchorId="1192DBAB" wp14:editId="455359C5">
+            <wp:extent cx="5943600" cy="2727960"/>
+            <wp:effectExtent l="76200" t="76200" r="114300" b="110490"/>
+            <wp:docPr id="20" name="Picture 20"/>
+            <wp:cNvGraphicFramePr>
+              <a:graphicFrameLocks xmlns:a="http://schemas.openxmlformats.org/drawingml/2006/main" noChangeAspect="1"/>
+            </wp:cNvGraphicFramePr>
+            <a:graphic xmlns:a="http://schemas.openxmlformats.org/drawingml/2006/main">
+              <a:graphicData uri="http://schemas.openxmlformats.org/drawingml/2006/picture">
+                <pic:pic xmlns:pic="http://schemas.openxmlformats.org/drawingml/2006/picture">
+                  <pic:nvPicPr>
+                    <pic:cNvPr id="0" name=""/>
+                    <pic:cNvPicPr/>
+                  </pic:nvPicPr>
+                  <pic:blipFill>
+                    <a:blip r:embed="rId25"/>
+                    <a:stretch>
+                      <a:fillRect/>
+                    </a:stretch>
+                  </pic:blipFill>
+                  <pic:spPr>
+                    <a:xfrm>
+                      <a:off x="0" y="0"/>
+                      <a:ext cx="5943600" cy="2727960"/>
+                    </a:xfrm>
+                    <a:prstGeom prst="rect">
+                      <a:avLst/>
+                    </a:prstGeom>
+                    <a:ln w="38100" cap="sq">
+                      <a:solidFill>
+                        <a:srgbClr val="000000"/>
+                      </a:solidFill>
+                      <a:prstDash val="solid"/>
+                      <a:miter lim="800000"/>
+                    </a:ln>
+                    <a:effectLst>
+                      <a:outerShdw blurRad="50800" dist="38100" dir="2700000" algn="tl" rotWithShape="0">
+                        <a:srgbClr val="000000">
+                          <a:alpha val="43000"/>
+                        </a:srgbClr>
+                      </a:outerShdw>
+                    </a:effectLst>
+                  </pic:spPr>
+                </pic:pic>
+              </a:graphicData>
+            </a:graphic>
+          </wp:inline>
+        </w:drawing>
+      </w:r>
+    </w:p>
+    <w:p>
+      <w:pPr>
+        <w:rPr>
+          <w:lang w:val="en-GB"/>
+        </w:rPr>
+      </w:pPr>
+      <w:r>
+        <w:rPr>
+          <w:highlight w:val="yellow"/>
+          <w:lang w:val="en-GB"/>
+        </w:rPr>
+        <w:t>In case of Selenium when we needed to wait for an element using explicit wait but is handled internally in playwright.</w:t>
+      </w:r>
+    </w:p>
+    <w:p>
+      <w:pPr>
+        <w:rPr>
+          <w:lang w:val="en-GB"/>
+        </w:rPr>
+      </w:pPr>
+      <w:bookmarkStart w:id="0" w:name="_GoBack"/>
       <w:bookmarkEnd w:id="0"/>
     </w:p>
     <w:sectPr>

--- a/typeScriptPlaywright/docs/2. Playwright Intro.docx
+++ b/typeScriptPlaywright/docs/2. Playwright Intro.docx
@@ -73,7 +73,49 @@
         <w:rPr>
           <w:highlight w:val="yellow"/>
         </w:rPr>
-        <w:t>npminitplaywright@latest</w:t>
+        <w:t>n</w:t>
+      </w:r>
+      <w:r>
+        <w:rPr>
+          <w:highlight w:val="yellow"/>
+        </w:rPr>
+        <w:t>pm</w:t>
+      </w:r>
+      <w:proofErr w:type="spellEnd"/>
+      <w:r>
+        <w:rPr>
+          <w:highlight w:val="yellow"/>
+        </w:rPr>
+        <w:t xml:space="preserve"> </w:t>
+      </w:r>
+      <w:proofErr w:type="spellStart"/>
+      <w:r>
+        <w:rPr>
+          <w:highlight w:val="yellow"/>
+        </w:rPr>
+        <w:t>init</w:t>
+      </w:r>
+      <w:proofErr w:type="spellEnd"/>
+      <w:r>
+        <w:rPr>
+          <w:highlight w:val="yellow"/>
+        </w:rPr>
+        <w:t xml:space="preserve"> </w:t>
+      </w:r>
+      <w:proofErr w:type="spellStart"/>
+      <w:r>
+        <w:rPr>
+          <w:highlight w:val="yellow"/>
+        </w:rPr>
+        <w:t>playw</w:t>
+      </w:r>
+      <w:bookmarkStart w:id="0" w:name="_GoBack"/>
+      <w:bookmarkEnd w:id="0"/>
+      <w:r>
+        <w:rPr>
+          <w:highlight w:val="yellow"/>
+        </w:rPr>
+        <w:t>right@latest</w:t>
       </w:r>
       <w:proofErr w:type="spellEnd"/>
       <w:r>
@@ -2101,8 +2143,6 @@
           <w:lang w:val="en-GB"/>
         </w:rPr>
       </w:pPr>
-      <w:bookmarkStart w:id="0" w:name="_GoBack"/>
-      <w:bookmarkEnd w:id="0"/>
     </w:p>
     <w:sectPr>
       <w:pgSz w:w="12240" w:h="15840"/>
